--- a/Clients/BBE/BBE-AI-Growth-Report.docx
+++ b/Clients/BBE/BBE-AI-Growth-Report.docx
@@ -350,15 +350,11 @@
       </w:sdtContent>
     </w:sdt>
     <w:p>
-      <w:r>
-        <w:br w:type="page"/>
-      </w:r>
-    </w:p>
-    <w:p>
       <w:pPr>
         <w:pStyle w:val="Heading1"/>
         <w:keepNext/>
-        <w:spacing w:after="120" w:before="480" w:line="240"/>
+        <w:pageBreakBefore/>
+        <w:spacing w:after="120" w:before="0" w:line="240"/>
       </w:pPr>
       <w:r>
         <w:rPr>
@@ -649,7 +645,7 @@
                 <w:sz w:val="48"/>
                 <w:szCs w:val="48"/>
               </w:rPr>
-              <w:t xml:space="preserve">38%</w:t>
+              <w:t xml:space="preserve">~38%</w:t>
             </w:r>
           </w:p>
           <w:p>
@@ -664,7 +660,7 @@
                 <w:sz w:val="17"/>
                 <w:szCs w:val="17"/>
               </w:rPr>
-              <w:t xml:space="preserve">GCs now using AI to screen and qualify subs</w:t>
+              <w:t xml:space="preserve">GC firms reporting AI adoption in 2026 (industry research)</w:t>
             </w:r>
           </w:p>
         </w:tc>
@@ -874,17 +870,10 @@
     </w:tbl>
     <w:p>
       <w:pPr>
-        <w:spacing w:after="0" w:before="100"/>
-      </w:pPr>
-      <w:r>
-        <w:t xml:space="preserve"/>
-      </w:r>
-    </w:p>
-    <w:p>
-      <w:pPr>
         <w:pStyle w:val="Heading1"/>
         <w:keepNext/>
-        <w:spacing w:after="120" w:before="480" w:line="240"/>
+        <w:pageBreakBefore/>
+        <w:spacing w:after="120" w:before="0" w:line="240"/>
       </w:pPr>
       <w:r>
         <w:rPr>
@@ -1744,17 +1733,10 @@
     </w:tbl>
     <w:p>
       <w:pPr>
-        <w:spacing w:after="0" w:before="100"/>
-      </w:pPr>
-      <w:r>
-        <w:t xml:space="preserve"/>
-      </w:r>
-    </w:p>
-    <w:p>
-      <w:pPr>
         <w:pStyle w:val="Heading1"/>
         <w:keepNext/>
-        <w:spacing w:after="120" w:before="480" w:line="240"/>
+        <w:pageBreakBefore/>
+        <w:spacing w:after="120" w:before="0" w:line="240"/>
       </w:pPr>
       <w:r>
         <w:rPr>
@@ -1895,7 +1877,7 @@
           <w:sz w:val="22"/>
           <w:szCs w:val="22"/>
         </w:rPr>
-        <w:t xml:space="preserve">The construction technology landscape is shifting beneath that process. AI adoption among commercial contractors and their subs has doubled in the past 18 months — reaching 38 percent of GC firms in 2026. AI-powered bid management systems now achieve 85 to 90 percent accuracy compared to manually prepared estimates, and GCs are increasingly using platforms like ConstructConnect and DowntoBid to identify, score, and invite qualified subs algorithmically. Subs who are not visible in these systems — or who take five days to return a bid when a competitor returns one in one day — are quietly sliding off invite lists.</w:t>
+        <w:t xml:space="preserve">The construction technology landscape is shifting beneath that process. Industry research reports a sharp rise in AI adoption among commercial contractors — on the order of roughly 38 percent of GC firms by 2026 — and AI-assisted bid-management tools are reported to reach the high-80s to ~90 percent accuracy against manually prepared estimates. GCs are increasingly using platforms like ConstructConnect and DowntoBid to identify, score, and invite qualified subs algorithmically. Subs who are not visible in these systems — or who take five days to return a bid when a competitor returns one in one day — are quietly sliding off invite lists.</w:t>
       </w:r>
     </w:p>
     <w:p>
@@ -1999,17 +1981,10 @@
     </w:tbl>
     <w:p>
       <w:pPr>
-        <w:spacing w:after="0" w:before="100"/>
-      </w:pPr>
-      <w:r>
-        <w:t xml:space="preserve"/>
-      </w:r>
-    </w:p>
-    <w:p>
-      <w:pPr>
         <w:pStyle w:val="Heading1"/>
         <w:keepNext/>
-        <w:spacing w:after="120" w:before="480" w:line="240"/>
+        <w:pageBreakBefore/>
+        <w:spacing w:after="120" w:before="0" w:line="240"/>
       </w:pPr>
       <w:r>
         <w:rPr>
@@ -3763,17 +3738,10 @@
     </w:tbl>
     <w:p>
       <w:pPr>
-        <w:spacing w:after="0" w:before="100"/>
-      </w:pPr>
-      <w:r>
-        <w:t xml:space="preserve"/>
-      </w:r>
-    </w:p>
-    <w:p>
-      <w:pPr>
         <w:pStyle w:val="Heading1"/>
         <w:keepNext/>
-        <w:spacing w:after="120" w:before="480" w:line="240"/>
+        <w:pageBreakBefore/>
+        <w:spacing w:after="120" w:before="0" w:line="240"/>
       </w:pPr>
       <w:r>
         <w:rPr>
@@ -5730,17 +5698,10 @@
     </w:tbl>
     <w:p>
       <w:pPr>
-        <w:spacing w:after="0" w:before="100"/>
-      </w:pPr>
-      <w:r>
-        <w:t xml:space="preserve"/>
-      </w:r>
-    </w:p>
-    <w:p>
-      <w:pPr>
         <w:pStyle w:val="Heading1"/>
         <w:keepNext/>
-        <w:spacing w:after="120" w:before="480" w:line="240"/>
+        <w:pageBreakBefore/>
+        <w:spacing w:after="120" w:before="0" w:line="240"/>
       </w:pPr>
       <w:r>
         <w:rPr>
@@ -6773,17 +6734,10 @@
     </w:p>
     <w:p>
       <w:pPr>
-        <w:spacing w:after="0" w:before="100"/>
-      </w:pPr>
-      <w:r>
-        <w:t xml:space="preserve"/>
-      </w:r>
-    </w:p>
-    <w:p>
-      <w:pPr>
         <w:pStyle w:val="Heading1"/>
         <w:keepNext/>
-        <w:spacing w:after="120" w:before="480" w:line="240"/>
+        <w:pageBreakBefore/>
+        <w:spacing w:after="120" w:before="0" w:line="240"/>
       </w:pPr>
       <w:r>
         <w:rPr>
@@ -8044,7 +7998,7 @@
                 <w:sz w:val="20"/>
                 <w:szCs w:val="20"/>
               </w:rPr>
-              <w:t xml:space="preserve">A 2026 survey of GC pre-construction teams found that 74 percent check a sub's online presence before extending a bid invite — and 42 percent have removed a sub from consideration based on weak or absent digital signals. The BuildZoom score and track record that Boberg has earned in the field need to be visible where estimators look.</w:t>
+              <w:t xml:space="preserve">GC pre-construction teams increasingly vet a sub online — BuildZoom score, a quick Google search, a LinkedIn glance — before extending a bid invite, and a weak or absent digital footprint can quietly cost a sub the invitation. The BuildZoom score and track record that Boberg has earned in the field need to be visible where estimators look.</w:t>
             </w:r>
           </w:p>
         </w:tc>
@@ -8052,7 +8006,7 @@
     </w:tbl>
     <w:p>
       <w:pPr>
-        <w:spacing w:after="0" w:before="100"/>
+        <w:spacing w:after="0" w:before="160"/>
       </w:pPr>
       <w:r>
         <w:t xml:space="preserve"/>
@@ -8060,9 +8014,228 @@
     </w:p>
     <w:p>
       <w:pPr>
+        <w:pStyle w:val="Heading2"/>
+        <w:keepNext/>
+        <w:keepLines/>
+        <w:spacing w:after="120" w:before="280"/>
+      </w:pPr>
+      <w:r>
+        <w:rPr>
+          <w:rFonts w:ascii="Open Sans" w:cs="Open Sans" w:eastAsia="Open Sans" w:hAnsi="Open Sans"/>
+          <w:b/>
+          <w:bCs/>
+          <w:color w:val="F67D4B"/>
+          <w:sz w:val="26"/>
+          <w:szCs w:val="26"/>
+        </w:rPr>
+        <w:t xml:space="preserve">AI Search Reality Check</w:t>
+      </w:r>
+    </w:p>
+    <w:p>
+      <w:pPr>
+        <w:spacing w:after="140" w:before="0" w:line="320"/>
+        <w:jc w:val="both"/>
+      </w:pPr>
+      <w:r>
+        <w:rPr>
+          <w:rFonts w:ascii="Open Sans" w:cs="Open Sans" w:eastAsia="Open Sans" w:hAnsi="Open Sans"/>
+          <w:b w:val="false"/>
+          <w:bCs w:val="false"/>
+          <w:i w:val="false"/>
+          <w:iCs w:val="false"/>
+          <w:color w:val="59595B"/>
+          <w:sz w:val="22"/>
+          <w:szCs w:val="22"/>
+        </w:rPr>
+        <w:t xml:space="preserve">Here is the gap made concrete. When a GC estimator or developer asks an AI assistant the question below today, this is the shape of the answer they get — illustrative of how AI search resolves this query right now:</w:t>
+      </w:r>
+    </w:p>
+    <w:p>
+      <w:pPr>
+        <w:spacing w:after="0" w:before="80"/>
+      </w:pPr>
+      <w:r>
+        <w:t xml:space="preserve"/>
+      </w:r>
+    </w:p>
+    <w:tbl>
+      <w:tblPr>
+        <w:tblW w:type="dxa" w:w="9360"/>
+        <w:tblBorders>
+          <w:top w:val="single" w:color="auto" w:sz="4"/>
+          <w:left w:val="single" w:color="auto" w:sz="4"/>
+          <w:bottom w:val="single" w:color="auto" w:sz="4"/>
+          <w:right w:val="single" w:color="auto" w:sz="4"/>
+          <w:insideH w:val="single" w:color="auto" w:sz="4"/>
+          <w:insideV w:val="single" w:color="auto" w:sz="4"/>
+        </w:tblBorders>
+      </w:tblPr>
+      <w:tblGrid>
+        <w:gridCol w:w="80"/>
+        <w:gridCol w:w="9280"/>
+      </w:tblGrid>
+      <w:tr>
+        <w:trPr>
+          <w:cantSplit/>
+        </w:trPr>
+        <w:tc>
+          <w:tcPr>
+            <w:tcW w:type="dxa" w:w="80"/>
+            <w:tcBorders>
+              <w:top w:val="none" w:color="FFFFFF" w:sz="0"/>
+              <w:left w:val="none" w:color="FFFFFF" w:sz="0"/>
+              <w:bottom w:val="none" w:color="FFFFFF" w:sz="0"/>
+              <w:right w:val="none" w:color="FFFFFF" w:sz="0"/>
+            </w:tcBorders>
+            <w:shd w:fill="F67D4B" w:val="clear"/>
+          </w:tcPr>
+          <w:p>
+            <w:r>
+              <w:t xml:space="preserve"/>
+            </w:r>
+          </w:p>
+        </w:tc>
+        <w:tc>
+          <w:tcPr>
+            <w:tcW w:type="dxa" w:w="9280"/>
+            <w:tcBorders>
+              <w:top w:val="none" w:color="FFFFFF" w:sz="0"/>
+              <w:left w:val="none" w:color="FFFFFF" w:sz="0"/>
+              <w:bottom w:val="none" w:color="FFFFFF" w:sz="0"/>
+              <w:right w:val="none" w:color="FFFFFF" w:sz="0"/>
+            </w:tcBorders>
+            <w:shd w:fill="F8F9FA" w:val="clear"/>
+            <w:tcMar>
+              <w:top w:type="dxa" w:w="160"/>
+              <w:left w:type="dxa" w:w="240"/>
+              <w:bottom w:type="dxa" w:w="160"/>
+              <w:right w:type="dxa" w:w="200"/>
+            </w:tcMar>
+          </w:tcPr>
+          <w:p>
+            <w:pPr>
+              <w:keepNext/>
+              <w:keepLines/>
+              <w:spacing w:after="80" w:before="80"/>
+            </w:pPr>
+            <w:r>
+              <w:rPr>
+                <w:rFonts w:ascii="Open Sans" w:cs="Open Sans" w:eastAsia="Open Sans" w:hAnsi="Open Sans"/>
+                <w:b/>
+                <w:bCs/>
+                <w:color w:val="F67D4B"/>
+                <w:sz w:val="22"/>
+                <w:szCs w:val="22"/>
+              </w:rPr>
+              <w:t xml:space="preserve">Prompt: "Best commercial earthwork and grading subcontractor for an Inland Empire warehouse project?"</w:t>
+            </w:r>
+          </w:p>
+          <w:p>
+            <w:pPr>
+              <w:keepNext/>
+              <w:keepLines/>
+              <w:spacing w:after="60" w:before="40" w:line="300"/>
+            </w:pPr>
+            <w:r>
+              <w:rPr>
+                <w:rFonts w:ascii="Open Sans" w:cs="Open Sans" w:eastAsia="Open Sans" w:hAnsi="Open Sans"/>
+                <w:color w:val="59595B"/>
+                <w:sz w:val="20"/>
+                <w:szCs w:val="20"/>
+              </w:rPr>
+              <w:t xml:space="preserve">TODAY — the AI assistant answers with whichever firms have the strongest content and third-party signals it can read: it names a couple of older, more-visible SoCal grading contractors and does NOT mention Boberg — even though Boberg has a 98 BuildZoom score (top 16% in California) and a Hillwood industrial track record. Boberg is invisible at the exact moment the estimator is forming a shortlist.</w:t>
+            </w:r>
+          </w:p>
+          <w:p>
+            <w:pPr>
+              <w:keepNext w:val="false"/>
+              <w:keepLines/>
+              <w:spacing w:after="60" w:before="40" w:line="300"/>
+            </w:pPr>
+            <w:r>
+              <w:rPr>
+                <w:rFonts w:ascii="Open Sans" w:cs="Open Sans" w:eastAsia="Open Sans" w:hAnsi="Open Sans"/>
+                <w:color w:val="59595B"/>
+                <w:sz w:val="20"/>
+                <w:szCs w:val="20"/>
+              </w:rPr>
+              <w:t xml:space="preserve">AFTER GEO — the same query returns Boberg as a cited option ("Boberg Engineering &amp; Contracting, a Corona-based commercial earthwork sub with a BuildZoom score of 98 and industrial site-prep experience for national developers…"), with the project portfolio and BuildZoom profile as the supporting evidence the assistant points to.</w:t>
+            </w:r>
+          </w:p>
+        </w:tc>
+      </w:tr>
+    </w:tbl>
+    <w:p>
+      <w:pPr>
+        <w:spacing w:after="140" w:before="0" w:line="320"/>
+        <w:jc w:val="both"/>
+      </w:pPr>
+      <w:r>
+        <w:rPr>
+          <w:rFonts w:ascii="Open Sans" w:cs="Open Sans" w:eastAsia="Open Sans" w:hAnsi="Open Sans"/>
+          <w:b w:val="false"/>
+          <w:bCs w:val="false"/>
+          <w:i/>
+          <w:iCs/>
+          <w:color w:val="59595B"/>
+          <w:sz w:val="18"/>
+          <w:szCs w:val="18"/>
+        </w:rPr>
+        <w:t xml:space="preserve">(Illustrative of current AI-search behavior for this query class; the live result would be captured as part of the discovery baseline.)</w:t>
+      </w:r>
+    </w:p>
+    <w:p>
+      <w:pPr>
+        <w:spacing w:after="0" w:before="160"/>
+      </w:pPr>
+      <w:r>
+        <w:t xml:space="preserve"/>
+      </w:r>
+    </w:p>
+    <w:p>
+      <w:pPr>
+        <w:pStyle w:val="Heading2"/>
+        <w:keepNext/>
+        <w:keepLines/>
+        <w:spacing w:after="120" w:before="280"/>
+      </w:pPr>
+      <w:r>
+        <w:rPr>
+          <w:rFonts w:ascii="Open Sans" w:cs="Open Sans" w:eastAsia="Open Sans" w:hAnsi="Open Sans"/>
+          <w:b/>
+          <w:bCs/>
+          <w:color w:val="CC0000"/>
+          <w:sz w:val="26"/>
+          <w:szCs w:val="26"/>
+        </w:rPr>
+        <w:t xml:space="preserve">The Cost of Waiting</w:t>
+      </w:r>
+    </w:p>
+    <w:p>
+      <w:pPr>
+        <w:spacing w:after="140" w:before="0" w:line="320"/>
+        <w:jc w:val="both"/>
+      </w:pPr>
+      <w:r>
+        <w:rPr>
+          <w:rFonts w:ascii="Open Sans" w:cs="Open Sans" w:eastAsia="Open Sans" w:hAnsi="Open Sans"/>
+          <w:b w:val="false"/>
+          <w:bCs w:val="false"/>
+          <w:i w:val="false"/>
+          <w:iCs w:val="false"/>
+          <w:color w:val="59595B"/>
+          <w:sz w:val="22"/>
+          <w:szCs w:val="22"/>
+        </w:rPr>
+        <w:t xml:space="preserve">AI-search visibility compounds, and it rewards whoever optimizes first. Every quarter Boberg is not cited, the assistants — and the GC estimators who increasingly trust them — learn to answer "best earthwork sub in the Inland Empire" with someone else, and that default, once set in the training and retrieval data, is far harder and more expensive to dislodge than to claim now. Among the seven named SoCal competitors researched for this report, none yet shows an AI-search or bid-intelligence presence; that window is widest before one of them builds it. The cost of waiting is not zero — it is a competitor becoming the default answer, and Boberg sliding off invite lists it never knew it was on.</w:t>
+      </w:r>
+    </w:p>
+    <w:p>
+      <w:pPr>
         <w:pStyle w:val="Heading1"/>
         <w:keepNext/>
-        <w:spacing w:after="120" w:before="480" w:line="240"/>
+        <w:pageBreakBefore/>
+        <w:spacing w:after="120" w:before="0" w:line="240"/>
       </w:pPr>
       <w:r>
         <w:rPr>
@@ -8702,7 +8875,7 @@
     </w:tbl>
     <w:p>
       <w:pPr>
-        <w:spacing w:after="0" w:before="100"/>
+        <w:spacing w:after="0" w:before="160"/>
       </w:pPr>
       <w:r>
         <w:t xml:space="preserve"/>
@@ -8710,9 +8883,542 @@
     </w:p>
     <w:p>
       <w:pPr>
+        <w:pStyle w:val="Heading2"/>
+        <w:keepNext/>
+        <w:keepLines/>
+        <w:spacing w:after="120" w:before="280"/>
+      </w:pPr>
+      <w:r>
+        <w:rPr>
+          <w:rFonts w:ascii="Open Sans" w:cs="Open Sans" w:eastAsia="Open Sans" w:hAnsi="Open Sans"/>
+          <w:b/>
+          <w:bCs/>
+          <w:color w:val="006DB6"/>
+          <w:sz w:val="26"/>
+          <w:szCs w:val="26"/>
+        </w:rPr>
+        <w:t xml:space="preserve">How We Keep AI Affordable — Seven Models, Routed by Task</w:t>
+      </w:r>
+    </w:p>
+    <w:p>
+      <w:pPr>
+        <w:spacing w:after="0" w:before="80"/>
+      </w:pPr>
+      <w:r>
+        <w:t xml:space="preserve"/>
+      </w:r>
+    </w:p>
+    <w:p>
+      <w:pPr>
+        <w:spacing w:after="140" w:before="0" w:line="320"/>
+        <w:jc w:val="both"/>
+      </w:pPr>
+      <w:r>
+        <w:rPr>
+          <w:rFonts w:ascii="Open Sans" w:cs="Open Sans" w:eastAsia="Open Sans" w:hAnsi="Open Sans"/>
+          <w:b w:val="false"/>
+          <w:bCs w:val="false"/>
+          <w:i w:val="false"/>
+          <w:iCs w:val="false"/>
+          <w:color w:val="59595B"/>
+          <w:sz w:val="22"/>
+          <w:szCs w:val="22"/>
+        </w:rPr>
+        <w:t xml:space="preserve">A fair question about running AI across content, bid intelligence, and proposals: won't the token bill be enormous? Not the way Technijian builds it. We do not wire every task to one expensive model — our platform routes across roughly seven models, spanning three AI vendors and three capability tiers, and sends each sub-task to the cheapest model that can do it well.</w:t>
+      </w:r>
+    </w:p>
+    <w:p>
+      <w:pPr>
+        <w:spacing w:after="0" w:before="100"/>
+      </w:pPr>
+      <w:r>
+        <w:t xml:space="preserve"/>
+      </w:r>
+    </w:p>
+    <w:tbl>
+      <w:tblPr>
+        <w:tblW w:type="dxa" w:w="9360"/>
+        <w:tblBorders>
+          <w:top w:val="single" w:color="auto" w:sz="4"/>
+          <w:left w:val="single" w:color="auto" w:sz="4"/>
+          <w:bottom w:val="single" w:color="auto" w:sz="4"/>
+          <w:right w:val="single" w:color="auto" w:sz="4"/>
+          <w:insideH w:val="single" w:color="auto" w:sz="4"/>
+          <w:insideV w:val="single" w:color="auto" w:sz="4"/>
+        </w:tblBorders>
+      </w:tblPr>
+      <w:tblGrid>
+        <w:gridCol w:w="2448"/>
+        <w:gridCol w:w="4752"/>
+        <w:gridCol w:w="2160"/>
+      </w:tblGrid>
+      <w:tr>
+        <w:trPr>
+          <w:cantSplit/>
+          <w:tblHeader/>
+        </w:trPr>
+        <w:tc>
+          <w:tcPr>
+            <w:tcW w:type="dxa" w:w="2448"/>
+            <w:tcBorders>
+              <w:top w:val="single" w:color="E9ECEF" w:sz="4"/>
+              <w:left w:val="single" w:color="E9ECEF" w:sz="4"/>
+              <w:bottom w:val="single" w:color="E9ECEF" w:sz="4"/>
+              <w:right w:val="single" w:color="E9ECEF" w:sz="4"/>
+            </w:tcBorders>
+            <w:shd w:fill="1A1A2E" w:val="clear"/>
+            <w:tcMar>
+              <w:top w:type="dxa" w:w="120"/>
+              <w:left w:type="dxa" w:w="140"/>
+              <w:bottom w:type="dxa" w:w="120"/>
+              <w:right w:type="dxa" w:w="140"/>
+            </w:tcMar>
+            <w:vAlign w:val="center"/>
+          </w:tcPr>
+          <w:p>
+            <w:pPr>
+              <w:jc w:val="left"/>
+            </w:pPr>
+            <w:r>
+              <w:rPr>
+                <w:rFonts w:ascii="Open Sans" w:cs="Open Sans" w:eastAsia="Open Sans" w:hAnsi="Open Sans"/>
+                <w:b/>
+                <w:bCs/>
+                <w:color w:val="FFFFFF"/>
+                <w:sz w:val="20"/>
+                <w:szCs w:val="20"/>
+              </w:rPr>
+              <w:t xml:space="preserve">Tier</w:t>
+            </w:r>
+          </w:p>
+        </w:tc>
+        <w:tc>
+          <w:tcPr>
+            <w:tcW w:type="dxa" w:w="4752"/>
+            <w:tcBorders>
+              <w:top w:val="single" w:color="E9ECEF" w:sz="4"/>
+              <w:left w:val="single" w:color="E9ECEF" w:sz="4"/>
+              <w:bottom w:val="single" w:color="E9ECEF" w:sz="4"/>
+              <w:right w:val="single" w:color="E9ECEF" w:sz="4"/>
+            </w:tcBorders>
+            <w:shd w:fill="1A1A2E" w:val="clear"/>
+            <w:tcMar>
+              <w:top w:type="dxa" w:w="120"/>
+              <w:left w:type="dxa" w:w="140"/>
+              <w:bottom w:type="dxa" w:w="120"/>
+              <w:right w:type="dxa" w:w="140"/>
+            </w:tcMar>
+            <w:vAlign w:val="center"/>
+          </w:tcPr>
+          <w:p>
+            <w:pPr>
+              <w:jc w:val="left"/>
+            </w:pPr>
+            <w:r>
+              <w:rPr>
+                <w:rFonts w:ascii="Open Sans" w:cs="Open Sans" w:eastAsia="Open Sans" w:hAnsi="Open Sans"/>
+                <w:b/>
+                <w:bCs/>
+                <w:color w:val="FFFFFF"/>
+                <w:sz w:val="20"/>
+                <w:szCs w:val="20"/>
+              </w:rPr>
+              <w:t xml:space="preserve">What It Does</w:t>
+            </w:r>
+          </w:p>
+        </w:tc>
+        <w:tc>
+          <w:tcPr>
+            <w:tcW w:type="dxa" w:w="2160"/>
+            <w:tcBorders>
+              <w:top w:val="single" w:color="E9ECEF" w:sz="4"/>
+              <w:left w:val="single" w:color="E9ECEF" w:sz="4"/>
+              <w:bottom w:val="single" w:color="E9ECEF" w:sz="4"/>
+              <w:right w:val="single" w:color="E9ECEF" w:sz="4"/>
+            </w:tcBorders>
+            <w:shd w:fill="1A1A2E" w:val="clear"/>
+            <w:tcMar>
+              <w:top w:type="dxa" w:w="120"/>
+              <w:left w:type="dxa" w:w="140"/>
+              <w:bottom w:type="dxa" w:w="120"/>
+              <w:right w:type="dxa" w:w="140"/>
+            </w:tcMar>
+            <w:vAlign w:val="center"/>
+          </w:tcPr>
+          <w:p>
+            <w:pPr>
+              <w:jc w:val="center"/>
+            </w:pPr>
+            <w:r>
+              <w:rPr>
+                <w:rFonts w:ascii="Open Sans" w:cs="Open Sans" w:eastAsia="Open Sans" w:hAnsi="Open Sans"/>
+                <w:b/>
+                <w:bCs/>
+                <w:color w:val="FFFFFF"/>
+                <w:sz w:val="20"/>
+                <w:szCs w:val="20"/>
+              </w:rPr>
+              <w:t xml:space="preserve">Share of Work</w:t>
+            </w:r>
+          </w:p>
+        </w:tc>
+      </w:tr>
+      <w:tr>
+        <w:trPr>
+          <w:cantSplit/>
+        </w:trPr>
+        <w:tc>
+          <w:tcPr>
+            <w:tcW w:type="dxa" w:w="2448"/>
+            <w:tcBorders>
+              <w:top w:val="single" w:color="E9ECEF" w:sz="4"/>
+              <w:left w:val="single" w:color="E9ECEF" w:sz="4"/>
+              <w:bottom w:val="single" w:color="E9ECEF" w:sz="4"/>
+              <w:right w:val="single" w:color="E9ECEF" w:sz="4"/>
+            </w:tcBorders>
+            <w:shd w:fill="FFFFFF" w:val="clear"/>
+            <w:tcMar>
+              <w:top w:type="dxa" w:w="100"/>
+              <w:left w:type="dxa" w:w="140"/>
+              <w:bottom w:type="dxa" w:w="100"/>
+              <w:right w:type="dxa" w:w="140"/>
+            </w:tcMar>
+            <w:vAlign w:val="center"/>
+          </w:tcPr>
+          <w:p>
+            <w:pPr>
+              <w:jc w:val="left"/>
+            </w:pPr>
+            <w:r>
+              <w:rPr>
+                <w:rFonts w:ascii="Open Sans" w:cs="Open Sans" w:eastAsia="Open Sans" w:hAnsi="Open Sans"/>
+                <w:b/>
+                <w:bCs/>
+                <w:color w:val="59595B"/>
+                <w:sz w:val="20"/>
+                <w:szCs w:val="20"/>
+              </w:rPr>
+              <w:t xml:space="preserve">Frontier (premium)</w:t>
+            </w:r>
+          </w:p>
+        </w:tc>
+        <w:tc>
+          <w:tcPr>
+            <w:tcW w:type="dxa" w:w="4752"/>
+            <w:tcBorders>
+              <w:top w:val="single" w:color="E9ECEF" w:sz="4"/>
+              <w:left w:val="single" w:color="E9ECEF" w:sz="4"/>
+              <w:bottom w:val="single" w:color="E9ECEF" w:sz="4"/>
+              <w:right w:val="single" w:color="E9ECEF" w:sz="4"/>
+            </w:tcBorders>
+            <w:shd w:fill="FFFFFF" w:val="clear"/>
+            <w:tcMar>
+              <w:top w:type="dxa" w:w="100"/>
+              <w:left w:type="dxa" w:w="140"/>
+              <w:bottom w:type="dxa" w:w="100"/>
+              <w:right w:type="dxa" w:w="140"/>
+            </w:tcMar>
+            <w:vAlign w:val="center"/>
+          </w:tcPr>
+          <w:p>
+            <w:pPr>
+              <w:jc w:val="left"/>
+            </w:pPr>
+            <w:r>
+              <w:rPr>
+                <w:rFonts w:ascii="Open Sans" w:cs="Open Sans" w:eastAsia="Open Sans" w:hAnsi="Open Sans"/>
+                <w:b w:val="false"/>
+                <w:bCs w:val="false"/>
+                <w:color w:val="59595B"/>
+                <w:sz w:val="20"/>
+                <w:szCs w:val="20"/>
+              </w:rPr>
+              <w:t xml:space="preserve">The hardest judgment only — final brand-voice pass, compliance-critical answers, deepest reasoning</w:t>
+            </w:r>
+          </w:p>
+        </w:tc>
+        <w:tc>
+          <w:tcPr>
+            <w:tcW w:type="dxa" w:w="2160"/>
+            <w:tcBorders>
+              <w:top w:val="single" w:color="E9ECEF" w:sz="4"/>
+              <w:left w:val="single" w:color="E9ECEF" w:sz="4"/>
+              <w:bottom w:val="single" w:color="E9ECEF" w:sz="4"/>
+              <w:right w:val="single" w:color="E9ECEF" w:sz="4"/>
+            </w:tcBorders>
+            <w:shd w:fill="FFFFFF" w:val="clear"/>
+            <w:tcMar>
+              <w:top w:type="dxa" w:w="100"/>
+              <w:left w:type="dxa" w:w="140"/>
+              <w:bottom w:type="dxa" w:w="100"/>
+              <w:right w:type="dxa" w:w="140"/>
+            </w:tcMar>
+            <w:vAlign w:val="center"/>
+          </w:tcPr>
+          <w:p>
+            <w:pPr>
+              <w:jc w:val="center"/>
+            </w:pPr>
+            <w:r>
+              <w:rPr>
+                <w:rFonts w:ascii="Open Sans" w:cs="Open Sans" w:eastAsia="Open Sans" w:hAnsi="Open Sans"/>
+                <w:b/>
+                <w:bCs/>
+                <w:color w:val="006DB6"/>
+                <w:sz w:val="20"/>
+                <w:szCs w:val="20"/>
+              </w:rPr>
+              <w:t xml:space="preserve">~5–10%</w:t>
+            </w:r>
+          </w:p>
+        </w:tc>
+      </w:tr>
+      <w:tr>
+        <w:trPr>
+          <w:cantSplit/>
+        </w:trPr>
+        <w:tc>
+          <w:tcPr>
+            <w:tcW w:type="dxa" w:w="2448"/>
+            <w:tcBorders>
+              <w:top w:val="single" w:color="E9ECEF" w:sz="4"/>
+              <w:left w:val="single" w:color="E9ECEF" w:sz="4"/>
+              <w:bottom w:val="single" w:color="E9ECEF" w:sz="4"/>
+              <w:right w:val="single" w:color="E9ECEF" w:sz="4"/>
+            </w:tcBorders>
+            <w:shd w:fill="F8F9FA" w:val="clear"/>
+            <w:tcMar>
+              <w:top w:type="dxa" w:w="100"/>
+              <w:left w:type="dxa" w:w="140"/>
+              <w:bottom w:type="dxa" w:w="100"/>
+              <w:right w:type="dxa" w:w="140"/>
+            </w:tcMar>
+            <w:vAlign w:val="center"/>
+          </w:tcPr>
+          <w:p>
+            <w:pPr>
+              <w:jc w:val="left"/>
+            </w:pPr>
+            <w:r>
+              <w:rPr>
+                <w:rFonts w:ascii="Open Sans" w:cs="Open Sans" w:eastAsia="Open Sans" w:hAnsi="Open Sans"/>
+                <w:b/>
+                <w:bCs/>
+                <w:color w:val="59595B"/>
+                <w:sz w:val="20"/>
+                <w:szCs w:val="20"/>
+              </w:rPr>
+              <w:t xml:space="preserve">Workhorse (balanced)</w:t>
+            </w:r>
+          </w:p>
+        </w:tc>
+        <w:tc>
+          <w:tcPr>
+            <w:tcW w:type="dxa" w:w="4752"/>
+            <w:tcBorders>
+              <w:top w:val="single" w:color="E9ECEF" w:sz="4"/>
+              <w:left w:val="single" w:color="E9ECEF" w:sz="4"/>
+              <w:bottom w:val="single" w:color="E9ECEF" w:sz="4"/>
+              <w:right w:val="single" w:color="E9ECEF" w:sz="4"/>
+            </w:tcBorders>
+            <w:shd w:fill="F8F9FA" w:val="clear"/>
+            <w:tcMar>
+              <w:top w:type="dxa" w:w="100"/>
+              <w:left w:type="dxa" w:w="140"/>
+              <w:bottom w:type="dxa" w:w="100"/>
+              <w:right w:type="dxa" w:w="140"/>
+            </w:tcMar>
+            <w:vAlign w:val="center"/>
+          </w:tcPr>
+          <w:p>
+            <w:pPr>
+              <w:jc w:val="left"/>
+            </w:pPr>
+            <w:r>
+              <w:rPr>
+                <w:rFonts w:ascii="Open Sans" w:cs="Open Sans" w:eastAsia="Open Sans" w:hAnsi="Open Sans"/>
+                <w:b w:val="false"/>
+                <w:bCs w:val="false"/>
+                <w:color w:val="59595B"/>
+                <w:sz w:val="20"/>
+                <w:szCs w:val="20"/>
+              </w:rPr>
+              <w:t xml:space="preserve">The bulk of drafting and reasoning — earthwork content, outreach personalization, proposal drafting, GC account scoring</w:t>
+            </w:r>
+          </w:p>
+        </w:tc>
+        <w:tc>
+          <w:tcPr>
+            <w:tcW w:type="dxa" w:w="2160"/>
+            <w:tcBorders>
+              <w:top w:val="single" w:color="E9ECEF" w:sz="4"/>
+              <w:left w:val="single" w:color="E9ECEF" w:sz="4"/>
+              <w:bottom w:val="single" w:color="E9ECEF" w:sz="4"/>
+              <w:right w:val="single" w:color="E9ECEF" w:sz="4"/>
+            </w:tcBorders>
+            <w:shd w:fill="F8F9FA" w:val="clear"/>
+            <w:tcMar>
+              <w:top w:type="dxa" w:w="100"/>
+              <w:left w:type="dxa" w:w="140"/>
+              <w:bottom w:type="dxa" w:w="100"/>
+              <w:right w:type="dxa" w:w="140"/>
+            </w:tcMar>
+            <w:vAlign w:val="center"/>
+          </w:tcPr>
+          <w:p>
+            <w:pPr>
+              <w:jc w:val="center"/>
+            </w:pPr>
+            <w:r>
+              <w:rPr>
+                <w:rFonts w:ascii="Open Sans" w:cs="Open Sans" w:eastAsia="Open Sans" w:hAnsi="Open Sans"/>
+                <w:b w:val="false"/>
+                <w:bCs w:val="false"/>
+                <w:color w:val="1EAAC8"/>
+                <w:sz w:val="20"/>
+                <w:szCs w:val="20"/>
+              </w:rPr>
+              <w:t xml:space="preserve">~30–40%</w:t>
+            </w:r>
+          </w:p>
+        </w:tc>
+      </w:tr>
+      <w:tr>
+        <w:trPr>
+          <w:cantSplit/>
+        </w:trPr>
+        <w:tc>
+          <w:tcPr>
+            <w:tcW w:type="dxa" w:w="2448"/>
+            <w:tcBorders>
+              <w:top w:val="single" w:color="E9ECEF" w:sz="4"/>
+              <w:left w:val="single" w:color="E9ECEF" w:sz="4"/>
+              <w:bottom w:val="single" w:color="E9ECEF" w:sz="4"/>
+              <w:right w:val="single" w:color="E9ECEF" w:sz="4"/>
+            </w:tcBorders>
+            <w:shd w:fill="FFFFFF" w:val="clear"/>
+            <w:tcMar>
+              <w:top w:type="dxa" w:w="100"/>
+              <w:left w:type="dxa" w:w="140"/>
+              <w:bottom w:type="dxa" w:w="100"/>
+              <w:right w:type="dxa" w:w="140"/>
+            </w:tcMar>
+            <w:vAlign w:val="center"/>
+          </w:tcPr>
+          <w:p>
+            <w:pPr>
+              <w:jc w:val="left"/>
+            </w:pPr>
+            <w:r>
+              <w:rPr>
+                <w:rFonts w:ascii="Open Sans" w:cs="Open Sans" w:eastAsia="Open Sans" w:hAnsi="Open Sans"/>
+                <w:b/>
+                <w:bCs/>
+                <w:color w:val="59595B"/>
+                <w:sz w:val="20"/>
+                <w:szCs w:val="20"/>
+              </w:rPr>
+              <w:t xml:space="preserve">Lightweight (low-cost)</w:t>
+            </w:r>
+          </w:p>
+        </w:tc>
+        <w:tc>
+          <w:tcPr>
+            <w:tcW w:type="dxa" w:w="4752"/>
+            <w:tcBorders>
+              <w:top w:val="single" w:color="E9ECEF" w:sz="4"/>
+              <w:left w:val="single" w:color="E9ECEF" w:sz="4"/>
+              <w:bottom w:val="single" w:color="E9ECEF" w:sz="4"/>
+              <w:right w:val="single" w:color="E9ECEF" w:sz="4"/>
+            </w:tcBorders>
+            <w:shd w:fill="FFFFFF" w:val="clear"/>
+            <w:tcMar>
+              <w:top w:type="dxa" w:w="100"/>
+              <w:left w:type="dxa" w:w="140"/>
+              <w:bottom w:type="dxa" w:w="100"/>
+              <w:right w:type="dxa" w:w="140"/>
+            </w:tcMar>
+            <w:vAlign w:val="center"/>
+          </w:tcPr>
+          <w:p>
+            <w:pPr>
+              <w:jc w:val="left"/>
+            </w:pPr>
+            <w:r>
+              <w:rPr>
+                <w:rFonts w:ascii="Open Sans" w:cs="Open Sans" w:eastAsia="Open Sans" w:hAnsi="Open Sans"/>
+                <w:b w:val="false"/>
+                <w:bCs w:val="false"/>
+                <w:color w:val="59595B"/>
+                <w:sz w:val="20"/>
+                <w:szCs w:val="20"/>
+              </w:rPr>
+              <w:t xml:space="preserve">High-volume mechanical work — classification, scope extraction from plans, enriching and tagging thousands of bid records</w:t>
+            </w:r>
+          </w:p>
+        </w:tc>
+        <w:tc>
+          <w:tcPr>
+            <w:tcW w:type="dxa" w:w="2160"/>
+            <w:tcBorders>
+              <w:top w:val="single" w:color="E9ECEF" w:sz="4"/>
+              <w:left w:val="single" w:color="E9ECEF" w:sz="4"/>
+              <w:bottom w:val="single" w:color="E9ECEF" w:sz="4"/>
+              <w:right w:val="single" w:color="E9ECEF" w:sz="4"/>
+            </w:tcBorders>
+            <w:shd w:fill="FFFFFF" w:val="clear"/>
+            <w:tcMar>
+              <w:top w:type="dxa" w:w="100"/>
+              <w:left w:type="dxa" w:w="140"/>
+              <w:bottom w:type="dxa" w:w="100"/>
+              <w:right w:type="dxa" w:w="140"/>
+            </w:tcMar>
+            <w:vAlign w:val="center"/>
+          </w:tcPr>
+          <w:p>
+            <w:pPr>
+              <w:jc w:val="center"/>
+            </w:pPr>
+            <w:r>
+              <w:rPr>
+                <w:rFonts w:ascii="Open Sans" w:cs="Open Sans" w:eastAsia="Open Sans" w:hAnsi="Open Sans"/>
+                <w:b w:val="false"/>
+                <w:bCs w:val="false"/>
+                <w:color w:val="59595B"/>
+                <w:sz w:val="20"/>
+                <w:szCs w:val="20"/>
+              </w:rPr>
+              <w:t xml:space="preserve">~50–60%</w:t>
+            </w:r>
+          </w:p>
+        </w:tc>
+      </w:tr>
+    </w:tbl>
+    <w:p>
+      <w:pPr>
+        <w:spacing w:after="140" w:before="80" w:line="320"/>
+        <w:jc w:val="both"/>
+      </w:pPr>
+      <w:r>
+        <w:rPr>
+          <w:rFonts w:ascii="Open Sans" w:cs="Open Sans" w:eastAsia="Open Sans" w:hAnsi="Open Sans"/>
+          <w:b w:val="false"/>
+          <w:bCs w:val="false"/>
+          <w:i w:val="false"/>
+          <w:iCs w:val="false"/>
+          <w:color w:val="59595B"/>
+          <w:sz w:val="22"/>
+          <w:szCs w:val="22"/>
+        </w:rPr>
+        <w:t xml:space="preserve">The result: Boberg pays premium-model prices only for the small slice of work that warrants them — typically a 60–80% lower run cost than routing everything to one top-tier model, with no quality loss where it counts. A single bid proposal, for example, has scope extracted from the civil plans by a low-cost model, the draft built and tightened by a mid model, and a final accuracy-and-language pass by a frontier model — instead of one premium model doing all three at roughly triple the cost. This is the kind of AI-engineering depth a partner brings that wiring everything to one chatbot does not.</w:t>
+      </w:r>
+    </w:p>
+    <w:p>
+      <w:pPr>
         <w:pStyle w:val="Heading1"/>
         <w:keepNext/>
-        <w:spacing w:after="120" w:before="480" w:line="240"/>
+        <w:pageBreakBefore/>
+        <w:spacing w:after="120" w:before="0" w:line="240"/>
       </w:pPr>
       <w:r>
         <w:rPr>
@@ -8721,7 +9427,7 @@
           <w:sz w:val="2"/>
           <w:szCs w:val="2"/>
         </w:rPr>
-        <w:t xml:space="preserve">09 — How AI Transforms Boberg's Bid &amp; Growth Engine</w:t>
+        <w:t xml:space="preserve">09 — Understanding AI: A Field Guide for Boberg Engineering Leadership</w:t>
       </w:r>
     </w:p>
     <w:tbl>
@@ -8785,7 +9491,2087 @@
                 <w:sz w:val="34"/>
                 <w:szCs w:val="34"/>
               </w:rPr>
-              <w:t xml:space="preserve">09 — How AI Transforms Boberg's Bid &amp; Growth Engine</w:t>
+              <w:t xml:space="preserve">09 — Understanding AI: A Field Guide for Boberg Engineering Leadership</w:t>
+            </w:r>
+          </w:p>
+        </w:tc>
+      </w:tr>
+    </w:tbl>
+    <w:p>
+      <w:pPr>
+        <w:spacing w:after="0" w:before="140"/>
+      </w:pPr>
+      <w:r>
+        <w:t xml:space="preserve"/>
+      </w:r>
+    </w:p>
+    <w:p>
+      <w:pPr>
+        <w:spacing w:after="140" w:before="0" w:line="320"/>
+        <w:jc w:val="both"/>
+      </w:pPr>
+      <w:r>
+        <w:rPr>
+          <w:rFonts w:ascii="Open Sans" w:cs="Open Sans" w:eastAsia="Open Sans" w:hAnsi="Open Sans"/>
+          <w:b w:val="false"/>
+          <w:bCs w:val="false"/>
+          <w:i w:val="false"/>
+          <w:iCs w:val="false"/>
+          <w:color w:val="59595B"/>
+          <w:sz w:val="22"/>
+          <w:szCs w:val="22"/>
+        </w:rPr>
+        <w:t xml:space="preserve">This section exists to make the rest of this report easy to evaluate. No jargon, no hype — just what AI is, where Boberg sits today, how to adopt it without risk, and what comparable organizations are already doing. The goal is that Chad, Matthew, and the Boberg team can judge every recommendation that follows on its merits.</w:t>
+      </w:r>
+    </w:p>
+    <w:p>
+      <w:pPr>
+        <w:spacing w:after="0" w:before="140"/>
+      </w:pPr>
+      <w:r>
+        <w:t xml:space="preserve"/>
+      </w:r>
+    </w:p>
+    <w:p>
+      <w:pPr>
+        <w:pStyle w:val="Heading2"/>
+        <w:keepNext/>
+        <w:keepLines/>
+        <w:spacing w:after="120" w:before="280"/>
+      </w:pPr>
+      <w:r>
+        <w:rPr>
+          <w:rFonts w:ascii="Open Sans" w:cs="Open Sans" w:eastAsia="Open Sans" w:hAnsi="Open Sans"/>
+          <w:b/>
+          <w:bCs/>
+          <w:color w:val="006DB6"/>
+          <w:sz w:val="26"/>
+          <w:szCs w:val="26"/>
+        </w:rPr>
+        <w:t xml:space="preserve">What AI Actually Is — and Isn't</w:t>
+      </w:r>
+    </w:p>
+    <w:p>
+      <w:pPr>
+        <w:spacing w:after="140" w:before="0" w:line="320"/>
+        <w:jc w:val="both"/>
+      </w:pPr>
+      <w:r>
+        <w:rPr>
+          <w:rFonts w:ascii="Open Sans" w:cs="Open Sans" w:eastAsia="Open Sans" w:hAnsi="Open Sans"/>
+          <w:b w:val="false"/>
+          <w:bCs w:val="false"/>
+          <w:i w:val="false"/>
+          <w:iCs w:val="false"/>
+          <w:color w:val="59595B"/>
+          <w:sz w:val="22"/>
+          <w:szCs w:val="22"/>
+        </w:rPr>
+        <w:t xml:space="preserve">As MIT Sloan puts it, a leader needs to know what AI can and cannot do — not how to build it. In practice, the only distinction that matters for planning is this:</w:t>
+      </w:r>
+    </w:p>
+    <w:p>
+      <w:pPr>
+        <w:pStyle w:val="ListParagraph"/>
+        <w:numPr>
+          <w:ilvl w:val="0"/>
+          <w:numId w:val="2"/>
+        </w:numPr>
+        <w:spacing w:after="80" w:before="40" w:line="300"/>
+      </w:pPr>
+      <w:r>
+        <w:rPr>
+          <w:rFonts w:ascii="Open Sans" w:cs="Open Sans" w:eastAsia="Open Sans" w:hAnsi="Open Sans"/>
+          <w:color w:val="59595B"/>
+          <w:sz w:val="22"/>
+          <w:szCs w:val="22"/>
+        </w:rPr>
+        <w:t xml:space="preserve">Automation (workflows): the AI follows a path you define — predictable and low-risk. For example, "draft this earthwork bid from the plan takeoff and our standard language." This is where almost all near-term value lives.</w:t>
+      </w:r>
+    </w:p>
+    <w:p>
+      <w:pPr>
+        <w:pStyle w:val="ListParagraph"/>
+        <w:numPr>
+          <w:ilvl w:val="0"/>
+          <w:numId w:val="2"/>
+        </w:numPr>
+        <w:spacing w:after="80" w:before="40" w:line="300"/>
+      </w:pPr>
+      <w:r>
+        <w:rPr>
+          <w:rFonts w:ascii="Open Sans" w:cs="Open Sans" w:eastAsia="Open Sans" w:hAnsi="Open Sans"/>
+          <w:color w:val="59595B"/>
+          <w:sz w:val="22"/>
+          <w:szCs w:val="22"/>
+        </w:rPr>
+        <w:t xml:space="preserve">Agents: the AI decides the steps itself — more flexible, and it needs human oversight. For example, "watch the bid portals and flag the projects worth our time." This comes later, where it earns its place.</w:t>
+      </w:r>
+    </w:p>
+    <w:p>
+      <w:pPr>
+        <w:spacing w:after="140" w:before="0" w:line="320"/>
+        <w:jc w:val="both"/>
+      </w:pPr>
+      <w:r>
+        <w:rPr>
+          <w:rFonts w:ascii="Open Sans" w:cs="Open Sans" w:eastAsia="Open Sans" w:hAnsi="Open Sans"/>
+          <w:b w:val="false"/>
+          <w:bCs w:val="false"/>
+          <w:i w:val="false"/>
+          <w:iCs w:val="false"/>
+          <w:color w:val="59595B"/>
+          <w:sz w:val="22"/>
+          <w:szCs w:val="22"/>
+        </w:rPr>
+        <w:t xml:space="preserve">The operating principle (Anthropic's guidance on building AI systems) is to use the simplest thing that works. Boberg starts with simple automations that pay off in the first 90 days, and adds autonomous agents only where the value is proven — which is exactly how the roadmap in this report is sequenced.</w:t>
+      </w:r>
+    </w:p>
+    <w:p>
+      <w:pPr>
+        <w:spacing w:after="0" w:before="140"/>
+      </w:pPr>
+      <w:r>
+        <w:t xml:space="preserve"/>
+      </w:r>
+    </w:p>
+    <w:p>
+      <w:pPr>
+        <w:pStyle w:val="Heading2"/>
+        <w:keepNext/>
+        <w:keepLines/>
+        <w:spacing w:after="120" w:before="280"/>
+      </w:pPr>
+      <w:r>
+        <w:rPr>
+          <w:rFonts w:ascii="Open Sans" w:cs="Open Sans" w:eastAsia="Open Sans" w:hAnsi="Open Sans"/>
+          <w:b/>
+          <w:bCs/>
+          <w:color w:val="006DB6"/>
+          <w:sz w:val="26"/>
+          <w:szCs w:val="26"/>
+        </w:rPr>
+        <w:t xml:space="preserve">Where Boberg Sits Today — The AI Maturity Ladder</w:t>
+      </w:r>
+    </w:p>
+    <w:p>
+      <w:pPr>
+        <w:spacing w:after="140" w:before="0" w:line="320"/>
+        <w:jc w:val="both"/>
+      </w:pPr>
+      <w:r>
+        <w:rPr>
+          <w:rFonts w:ascii="Open Sans" w:cs="Open Sans" w:eastAsia="Open Sans" w:hAnsi="Open Sans"/>
+          <w:b w:val="false"/>
+          <w:bCs w:val="false"/>
+          <w:i w:val="false"/>
+          <w:iCs w:val="false"/>
+          <w:color w:val="59595B"/>
+          <w:sz w:val="22"/>
+          <w:szCs w:val="22"/>
+        </w:rPr>
+        <w:t xml:space="preserve">Most established, well-run firms — including Boberg — sit at the first rung of a widely-used five-stage AI maturity model (consistent with Gartner and Google Cloud frameworks). The leaders in any field are only one or two rungs higher, and the gap closes in months, not years.</w:t>
+      </w:r>
+    </w:p>
+    <w:p>
+      <w:pPr>
+        <w:spacing w:after="0" w:before="80"/>
+      </w:pPr>
+      <w:r>
+        <w:t xml:space="preserve"/>
+      </w:r>
+    </w:p>
+    <w:tbl>
+      <w:tblPr>
+        <w:tblW w:type="dxa" w:w="9360"/>
+        <w:tblBorders>
+          <w:top w:val="single" w:color="auto" w:sz="4"/>
+          <w:left w:val="single" w:color="auto" w:sz="4"/>
+          <w:bottom w:val="single" w:color="auto" w:sz="4"/>
+          <w:right w:val="single" w:color="auto" w:sz="4"/>
+          <w:insideH w:val="single" w:color="auto" w:sz="4"/>
+          <w:insideV w:val="single" w:color="auto" w:sz="4"/>
+        </w:tblBorders>
+      </w:tblPr>
+      <w:tblGrid>
+        <w:gridCol w:w="2139"/>
+        <w:gridCol w:w="5348"/>
+        <w:gridCol w:w="1873"/>
+      </w:tblGrid>
+      <w:tr>
+        <w:trPr>
+          <w:cantSplit/>
+          <w:tblHeader/>
+        </w:trPr>
+        <w:tc>
+          <w:tcPr>
+            <w:tcW w:type="dxa" w:w="2139"/>
+            <w:tcBorders>
+              <w:top w:val="single" w:color="E9ECEF" w:sz="4"/>
+              <w:left w:val="single" w:color="E9ECEF" w:sz="4"/>
+              <w:bottom w:val="single" w:color="E9ECEF" w:sz="4"/>
+              <w:right w:val="single" w:color="E9ECEF" w:sz="4"/>
+            </w:tcBorders>
+            <w:shd w:fill="006DB6" w:val="clear"/>
+            <w:tcMar>
+              <w:top w:type="dxa" w:w="120"/>
+              <w:left w:type="dxa" w:w="140"/>
+              <w:bottom w:type="dxa" w:w="120"/>
+              <w:right w:type="dxa" w:w="140"/>
+            </w:tcMar>
+            <w:vAlign w:val="center"/>
+          </w:tcPr>
+          <w:p>
+            <w:pPr>
+              <w:jc w:val="left"/>
+            </w:pPr>
+            <w:r>
+              <w:rPr>
+                <w:rFonts w:ascii="Open Sans" w:cs="Open Sans" w:eastAsia="Open Sans" w:hAnsi="Open Sans"/>
+                <w:b/>
+                <w:bCs/>
+                <w:color w:val="FFFFFF"/>
+                <w:sz w:val="20"/>
+                <w:szCs w:val="20"/>
+              </w:rPr>
+              <w:t xml:space="preserve">Stage</w:t>
+            </w:r>
+          </w:p>
+        </w:tc>
+        <w:tc>
+          <w:tcPr>
+            <w:tcW w:type="dxa" w:w="5348"/>
+            <w:tcBorders>
+              <w:top w:val="single" w:color="E9ECEF" w:sz="4"/>
+              <w:left w:val="single" w:color="E9ECEF" w:sz="4"/>
+              <w:bottom w:val="single" w:color="E9ECEF" w:sz="4"/>
+              <w:right w:val="single" w:color="E9ECEF" w:sz="4"/>
+            </w:tcBorders>
+            <w:shd w:fill="006DB6" w:val="clear"/>
+            <w:tcMar>
+              <w:top w:type="dxa" w:w="120"/>
+              <w:left w:type="dxa" w:w="140"/>
+              <w:bottom w:type="dxa" w:w="120"/>
+              <w:right w:type="dxa" w:w="140"/>
+            </w:tcMar>
+            <w:vAlign w:val="center"/>
+          </w:tcPr>
+          <w:p>
+            <w:pPr>
+              <w:jc w:val="left"/>
+            </w:pPr>
+            <w:r>
+              <w:rPr>
+                <w:rFonts w:ascii="Open Sans" w:cs="Open Sans" w:eastAsia="Open Sans" w:hAnsi="Open Sans"/>
+                <w:b/>
+                <w:bCs/>
+                <w:color w:val="FFFFFF"/>
+                <w:sz w:val="20"/>
+                <w:szCs w:val="20"/>
+              </w:rPr>
+              <w:t xml:space="preserve">What It Looks Like</w:t>
+            </w:r>
+          </w:p>
+        </w:tc>
+        <w:tc>
+          <w:tcPr>
+            <w:tcW w:type="dxa" w:w="1873"/>
+            <w:tcBorders>
+              <w:top w:val="single" w:color="E9ECEF" w:sz="4"/>
+              <w:left w:val="single" w:color="E9ECEF" w:sz="4"/>
+              <w:bottom w:val="single" w:color="E9ECEF" w:sz="4"/>
+              <w:right w:val="single" w:color="E9ECEF" w:sz="4"/>
+            </w:tcBorders>
+            <w:shd w:fill="006DB6" w:val="clear"/>
+            <w:tcMar>
+              <w:top w:type="dxa" w:w="120"/>
+              <w:left w:type="dxa" w:w="140"/>
+              <w:bottom w:type="dxa" w:w="120"/>
+              <w:right w:type="dxa" w:w="140"/>
+            </w:tcMar>
+            <w:vAlign w:val="center"/>
+          </w:tcPr>
+          <w:p>
+            <w:pPr>
+              <w:jc w:val="center"/>
+            </w:pPr>
+            <w:r>
+              <w:rPr>
+                <w:rFonts w:ascii="Open Sans" w:cs="Open Sans" w:eastAsia="Open Sans" w:hAnsi="Open Sans"/>
+                <w:b/>
+                <w:bCs/>
+                <w:color w:val="FFFFFF"/>
+                <w:sz w:val="20"/>
+                <w:szCs w:val="20"/>
+              </w:rPr>
+              <w:t xml:space="preserve">Boberg Today</w:t>
+            </w:r>
+          </w:p>
+        </w:tc>
+      </w:tr>
+      <w:tr>
+        <w:trPr>
+          <w:cantSplit/>
+        </w:trPr>
+        <w:tc>
+          <w:tcPr>
+            <w:tcW w:type="dxa" w:w="2139"/>
+            <w:tcBorders>
+              <w:top w:val="single" w:color="E9ECEF" w:sz="4"/>
+              <w:left w:val="single" w:color="E9ECEF" w:sz="4"/>
+              <w:bottom w:val="single" w:color="E9ECEF" w:sz="4"/>
+              <w:right w:val="single" w:color="E9ECEF" w:sz="4"/>
+            </w:tcBorders>
+            <w:shd w:fill="FFFFFF" w:val="clear"/>
+            <w:tcMar>
+              <w:top w:type="dxa" w:w="100"/>
+              <w:left w:type="dxa" w:w="140"/>
+              <w:bottom w:type="dxa" w:w="100"/>
+              <w:right w:type="dxa" w:w="140"/>
+            </w:tcMar>
+            <w:vAlign w:val="center"/>
+          </w:tcPr>
+          <w:p>
+            <w:pPr>
+              <w:jc w:val="left"/>
+            </w:pPr>
+            <w:r>
+              <w:rPr>
+                <w:rFonts w:ascii="Open Sans" w:cs="Open Sans" w:eastAsia="Open Sans" w:hAnsi="Open Sans"/>
+                <w:b/>
+                <w:bCs/>
+                <w:color w:val="59595B"/>
+                <w:sz w:val="20"/>
+                <w:szCs w:val="20"/>
+              </w:rPr>
+              <w:t xml:space="preserve">1. Foundational</w:t>
+            </w:r>
+          </w:p>
+        </w:tc>
+        <w:tc>
+          <w:tcPr>
+            <w:tcW w:type="dxa" w:w="5348"/>
+            <w:tcBorders>
+              <w:top w:val="single" w:color="E9ECEF" w:sz="4"/>
+              <w:left w:val="single" w:color="E9ECEF" w:sz="4"/>
+              <w:bottom w:val="single" w:color="E9ECEF" w:sz="4"/>
+              <w:right w:val="single" w:color="E9ECEF" w:sz="4"/>
+            </w:tcBorders>
+            <w:shd w:fill="FFFFFF" w:val="clear"/>
+            <w:tcMar>
+              <w:top w:type="dxa" w:w="100"/>
+              <w:left w:type="dxa" w:w="140"/>
+              <w:bottom w:type="dxa" w:w="100"/>
+              <w:right w:type="dxa" w:w="140"/>
+            </w:tcMar>
+            <w:vAlign w:val="center"/>
+          </w:tcPr>
+          <w:p>
+            <w:pPr>
+              <w:jc w:val="left"/>
+            </w:pPr>
+            <w:r>
+              <w:rPr>
+                <w:rFonts w:ascii="Open Sans" w:cs="Open Sans" w:eastAsia="Open Sans" w:hAnsi="Open Sans"/>
+                <w:b/>
+                <w:bCs/>
+                <w:color w:val="59595B"/>
+                <w:sz w:val="20"/>
+                <w:szCs w:val="20"/>
+              </w:rPr>
+              <w:t xml:space="preserve">Little or no AI; bids, account tracking, and knowledge are manual and people-dependent</w:t>
+            </w:r>
+          </w:p>
+        </w:tc>
+        <w:tc>
+          <w:tcPr>
+            <w:tcW w:type="dxa" w:w="1873"/>
+            <w:tcBorders>
+              <w:top w:val="single" w:color="E9ECEF" w:sz="4"/>
+              <w:left w:val="single" w:color="E9ECEF" w:sz="4"/>
+              <w:bottom w:val="single" w:color="E9ECEF" w:sz="4"/>
+              <w:right w:val="single" w:color="E9ECEF" w:sz="4"/>
+            </w:tcBorders>
+            <w:shd w:fill="FFFFFF" w:val="clear"/>
+            <w:tcMar>
+              <w:top w:type="dxa" w:w="100"/>
+              <w:left w:type="dxa" w:w="140"/>
+              <w:bottom w:type="dxa" w:w="100"/>
+              <w:right w:type="dxa" w:w="140"/>
+            </w:tcMar>
+            <w:vAlign w:val="center"/>
+          </w:tcPr>
+          <w:p>
+            <w:pPr>
+              <w:jc w:val="center"/>
+            </w:pPr>
+            <w:r>
+              <w:rPr>
+                <w:rFonts w:ascii="Open Sans" w:cs="Open Sans" w:eastAsia="Open Sans" w:hAnsi="Open Sans"/>
+                <w:b/>
+                <w:bCs/>
+                <w:color w:val="F67D4B"/>
+                <w:sz w:val="20"/>
+                <w:szCs w:val="20"/>
+              </w:rPr>
+              <w:t xml:space="preserve">◀ You are here</w:t>
+            </w:r>
+          </w:p>
+        </w:tc>
+      </w:tr>
+      <w:tr>
+        <w:trPr>
+          <w:cantSplit/>
+        </w:trPr>
+        <w:tc>
+          <w:tcPr>
+            <w:tcW w:type="dxa" w:w="2139"/>
+            <w:tcBorders>
+              <w:top w:val="single" w:color="E9ECEF" w:sz="4"/>
+              <w:left w:val="single" w:color="E9ECEF" w:sz="4"/>
+              <w:bottom w:val="single" w:color="E9ECEF" w:sz="4"/>
+              <w:right w:val="single" w:color="E9ECEF" w:sz="4"/>
+            </w:tcBorders>
+            <w:shd w:fill="F8F9FA" w:val="clear"/>
+            <w:tcMar>
+              <w:top w:type="dxa" w:w="100"/>
+              <w:left w:type="dxa" w:w="140"/>
+              <w:bottom w:type="dxa" w:w="100"/>
+              <w:right w:type="dxa" w:w="140"/>
+            </w:tcMar>
+            <w:vAlign w:val="center"/>
+          </w:tcPr>
+          <w:p>
+            <w:pPr>
+              <w:jc w:val="left"/>
+            </w:pPr>
+            <w:r>
+              <w:rPr>
+                <w:rFonts w:ascii="Open Sans" w:cs="Open Sans" w:eastAsia="Open Sans" w:hAnsi="Open Sans"/>
+                <w:b w:val="false"/>
+                <w:bCs w:val="false"/>
+                <w:color w:val="59595B"/>
+                <w:sz w:val="20"/>
+                <w:szCs w:val="20"/>
+              </w:rPr>
+              <w:t xml:space="preserve">2. Emerging</w:t>
+            </w:r>
+          </w:p>
+        </w:tc>
+        <w:tc>
+          <w:tcPr>
+            <w:tcW w:type="dxa" w:w="5348"/>
+            <w:tcBorders>
+              <w:top w:val="single" w:color="E9ECEF" w:sz="4"/>
+              <w:left w:val="single" w:color="E9ECEF" w:sz="4"/>
+              <w:bottom w:val="single" w:color="E9ECEF" w:sz="4"/>
+              <w:right w:val="single" w:color="E9ECEF" w:sz="4"/>
+            </w:tcBorders>
+            <w:shd w:fill="F8F9FA" w:val="clear"/>
+            <w:tcMar>
+              <w:top w:type="dxa" w:w="100"/>
+              <w:left w:type="dxa" w:w="140"/>
+              <w:bottom w:type="dxa" w:w="100"/>
+              <w:right w:type="dxa" w:w="140"/>
+            </w:tcMar>
+            <w:vAlign w:val="center"/>
+          </w:tcPr>
+          <w:p>
+            <w:pPr>
+              <w:jc w:val="left"/>
+            </w:pPr>
+            <w:r>
+              <w:rPr>
+                <w:rFonts w:ascii="Open Sans" w:cs="Open Sans" w:eastAsia="Open Sans" w:hAnsi="Open Sans"/>
+                <w:b w:val="false"/>
+                <w:bCs w:val="false"/>
+                <w:color w:val="59595B"/>
+                <w:sz w:val="20"/>
+                <w:szCs w:val="20"/>
+              </w:rPr>
+              <w:t xml:space="preserve">First AI tools appear — content drafting, a bid-portal alert, a knowledge search — used in spots, not yet systematic</w:t>
+            </w:r>
+          </w:p>
+        </w:tc>
+        <w:tc>
+          <w:tcPr>
+            <w:tcW w:type="dxa" w:w="1873"/>
+            <w:tcBorders>
+              <w:top w:val="single" w:color="E9ECEF" w:sz="4"/>
+              <w:left w:val="single" w:color="E9ECEF" w:sz="4"/>
+              <w:bottom w:val="single" w:color="E9ECEF" w:sz="4"/>
+              <w:right w:val="single" w:color="E9ECEF" w:sz="4"/>
+            </w:tcBorders>
+            <w:shd w:fill="F8F9FA" w:val="clear"/>
+            <w:tcMar>
+              <w:top w:type="dxa" w:w="100"/>
+              <w:left w:type="dxa" w:w="140"/>
+              <w:bottom w:type="dxa" w:w="100"/>
+              <w:right w:type="dxa" w:w="140"/>
+            </w:tcMar>
+            <w:vAlign w:val="center"/>
+          </w:tcPr>
+          <w:p>
+            <w:pPr>
+              <w:jc w:val="center"/>
+            </w:pPr>
+            <w:r>
+              <w:rPr>
+                <w:rFonts w:ascii="Open Sans" w:cs="Open Sans" w:eastAsia="Open Sans" w:hAnsi="Open Sans"/>
+                <w:b w:val="false"/>
+                <w:bCs w:val="false"/>
+                <w:color w:val="59595B"/>
+                <w:sz w:val="20"/>
+                <w:szCs w:val="20"/>
+              </w:rPr>
+              <w:t xml:space="preserve"/>
+            </w:r>
+          </w:p>
+        </w:tc>
+      </w:tr>
+      <w:tr>
+        <w:trPr>
+          <w:cantSplit/>
+        </w:trPr>
+        <w:tc>
+          <w:tcPr>
+            <w:tcW w:type="dxa" w:w="2139"/>
+            <w:tcBorders>
+              <w:top w:val="single" w:color="E9ECEF" w:sz="4"/>
+              <w:left w:val="single" w:color="E9ECEF" w:sz="4"/>
+              <w:bottom w:val="single" w:color="E9ECEF" w:sz="4"/>
+              <w:right w:val="single" w:color="E9ECEF" w:sz="4"/>
+            </w:tcBorders>
+            <w:shd w:fill="FFFFFF" w:val="clear"/>
+            <w:tcMar>
+              <w:top w:type="dxa" w:w="100"/>
+              <w:left w:type="dxa" w:w="140"/>
+              <w:bottom w:type="dxa" w:w="100"/>
+              <w:right w:type="dxa" w:w="140"/>
+            </w:tcMar>
+            <w:vAlign w:val="center"/>
+          </w:tcPr>
+          <w:p>
+            <w:pPr>
+              <w:jc w:val="left"/>
+            </w:pPr>
+            <w:r>
+              <w:rPr>
+                <w:rFonts w:ascii="Open Sans" w:cs="Open Sans" w:eastAsia="Open Sans" w:hAnsi="Open Sans"/>
+                <w:b w:val="false"/>
+                <w:bCs w:val="false"/>
+                <w:color w:val="59595B"/>
+                <w:sz w:val="20"/>
+                <w:szCs w:val="20"/>
+              </w:rPr>
+              <w:t xml:space="preserve">3. Operational</w:t>
+            </w:r>
+          </w:p>
+        </w:tc>
+        <w:tc>
+          <w:tcPr>
+            <w:tcW w:type="dxa" w:w="5348"/>
+            <w:tcBorders>
+              <w:top w:val="single" w:color="E9ECEF" w:sz="4"/>
+              <w:left w:val="single" w:color="E9ECEF" w:sz="4"/>
+              <w:bottom w:val="single" w:color="E9ECEF" w:sz="4"/>
+              <w:right w:val="single" w:color="E9ECEF" w:sz="4"/>
+            </w:tcBorders>
+            <w:shd w:fill="FFFFFF" w:val="clear"/>
+            <w:tcMar>
+              <w:top w:type="dxa" w:w="100"/>
+              <w:left w:type="dxa" w:w="140"/>
+              <w:bottom w:type="dxa" w:w="100"/>
+              <w:right w:type="dxa" w:w="140"/>
+            </w:tcMar>
+            <w:vAlign w:val="center"/>
+          </w:tcPr>
+          <w:p>
+            <w:pPr>
+              <w:jc w:val="left"/>
+            </w:pPr>
+            <w:r>
+              <w:rPr>
+                <w:rFonts w:ascii="Open Sans" w:cs="Open Sans" w:eastAsia="Open Sans" w:hAnsi="Open Sans"/>
+                <w:b w:val="false"/>
+                <w:bCs w:val="false"/>
+                <w:color w:val="59595B"/>
+                <w:sz w:val="20"/>
+                <w:szCs w:val="20"/>
+              </w:rPr>
+              <w:t xml:space="preserve">AI runs specific workflows day-to-day — bid intelligence, proposal drafting, content — with measured results</w:t>
+            </w:r>
+          </w:p>
+        </w:tc>
+        <w:tc>
+          <w:tcPr>
+            <w:tcW w:type="dxa" w:w="1873"/>
+            <w:tcBorders>
+              <w:top w:val="single" w:color="E9ECEF" w:sz="4"/>
+              <w:left w:val="single" w:color="E9ECEF" w:sz="4"/>
+              <w:bottom w:val="single" w:color="E9ECEF" w:sz="4"/>
+              <w:right w:val="single" w:color="E9ECEF" w:sz="4"/>
+            </w:tcBorders>
+            <w:shd w:fill="FFFFFF" w:val="clear"/>
+            <w:tcMar>
+              <w:top w:type="dxa" w:w="100"/>
+              <w:left w:type="dxa" w:w="140"/>
+              <w:bottom w:type="dxa" w:w="100"/>
+              <w:right w:type="dxa" w:w="140"/>
+            </w:tcMar>
+            <w:vAlign w:val="center"/>
+          </w:tcPr>
+          <w:p>
+            <w:pPr>
+              <w:jc w:val="center"/>
+            </w:pPr>
+            <w:r>
+              <w:rPr>
+                <w:rFonts w:ascii="Open Sans" w:cs="Open Sans" w:eastAsia="Open Sans" w:hAnsi="Open Sans"/>
+                <w:b w:val="false"/>
+                <w:bCs w:val="false"/>
+                <w:color w:val="59595B"/>
+                <w:sz w:val="20"/>
+                <w:szCs w:val="20"/>
+              </w:rPr>
+              <w:t xml:space="preserve"/>
+            </w:r>
+          </w:p>
+        </w:tc>
+      </w:tr>
+      <w:tr>
+        <w:trPr>
+          <w:cantSplit/>
+        </w:trPr>
+        <w:tc>
+          <w:tcPr>
+            <w:tcW w:type="dxa" w:w="2139"/>
+            <w:tcBorders>
+              <w:top w:val="single" w:color="E9ECEF" w:sz="4"/>
+              <w:left w:val="single" w:color="E9ECEF" w:sz="4"/>
+              <w:bottom w:val="single" w:color="E9ECEF" w:sz="4"/>
+              <w:right w:val="single" w:color="E9ECEF" w:sz="4"/>
+            </w:tcBorders>
+            <w:shd w:fill="F8F9FA" w:val="clear"/>
+            <w:tcMar>
+              <w:top w:type="dxa" w:w="100"/>
+              <w:left w:type="dxa" w:w="140"/>
+              <w:bottom w:type="dxa" w:w="100"/>
+              <w:right w:type="dxa" w:w="140"/>
+            </w:tcMar>
+            <w:vAlign w:val="center"/>
+          </w:tcPr>
+          <w:p>
+            <w:pPr>
+              <w:jc w:val="left"/>
+            </w:pPr>
+            <w:r>
+              <w:rPr>
+                <w:rFonts w:ascii="Open Sans" w:cs="Open Sans" w:eastAsia="Open Sans" w:hAnsi="Open Sans"/>
+                <w:b w:val="false"/>
+                <w:bCs w:val="false"/>
+                <w:color w:val="59595B"/>
+                <w:sz w:val="20"/>
+                <w:szCs w:val="20"/>
+              </w:rPr>
+              <w:t xml:space="preserve">4. Scaled</w:t>
+            </w:r>
+          </w:p>
+        </w:tc>
+        <w:tc>
+          <w:tcPr>
+            <w:tcW w:type="dxa" w:w="5348"/>
+            <w:tcBorders>
+              <w:top w:val="single" w:color="E9ECEF" w:sz="4"/>
+              <w:left w:val="single" w:color="E9ECEF" w:sz="4"/>
+              <w:bottom w:val="single" w:color="E9ECEF" w:sz="4"/>
+              <w:right w:val="single" w:color="E9ECEF" w:sz="4"/>
+            </w:tcBorders>
+            <w:shd w:fill="F8F9FA" w:val="clear"/>
+            <w:tcMar>
+              <w:top w:type="dxa" w:w="100"/>
+              <w:left w:type="dxa" w:w="140"/>
+              <w:bottom w:type="dxa" w:w="100"/>
+              <w:right w:type="dxa" w:w="140"/>
+            </w:tcMar>
+            <w:vAlign w:val="center"/>
+          </w:tcPr>
+          <w:p>
+            <w:pPr>
+              <w:jc w:val="left"/>
+            </w:pPr>
+            <w:r>
+              <w:rPr>
+                <w:rFonts w:ascii="Open Sans" w:cs="Open Sans" w:eastAsia="Open Sans" w:hAnsi="Open Sans"/>
+                <w:b w:val="false"/>
+                <w:bCs w:val="false"/>
+                <w:color w:val="59595B"/>
+                <w:sz w:val="20"/>
+                <w:szCs w:val="20"/>
+              </w:rPr>
+              <w:t xml:space="preserve">AI is embedded across growth and operations with governance and dashboards</w:t>
+            </w:r>
+          </w:p>
+        </w:tc>
+        <w:tc>
+          <w:tcPr>
+            <w:tcW w:type="dxa" w:w="1873"/>
+            <w:tcBorders>
+              <w:top w:val="single" w:color="E9ECEF" w:sz="4"/>
+              <w:left w:val="single" w:color="E9ECEF" w:sz="4"/>
+              <w:bottom w:val="single" w:color="E9ECEF" w:sz="4"/>
+              <w:right w:val="single" w:color="E9ECEF" w:sz="4"/>
+            </w:tcBorders>
+            <w:shd w:fill="F8F9FA" w:val="clear"/>
+            <w:tcMar>
+              <w:top w:type="dxa" w:w="100"/>
+              <w:left w:type="dxa" w:w="140"/>
+              <w:bottom w:type="dxa" w:w="100"/>
+              <w:right w:type="dxa" w:w="140"/>
+            </w:tcMar>
+            <w:vAlign w:val="center"/>
+          </w:tcPr>
+          <w:p>
+            <w:pPr>
+              <w:jc w:val="center"/>
+            </w:pPr>
+            <w:r>
+              <w:rPr>
+                <w:rFonts w:ascii="Open Sans" w:cs="Open Sans" w:eastAsia="Open Sans" w:hAnsi="Open Sans"/>
+                <w:b w:val="false"/>
+                <w:bCs w:val="false"/>
+                <w:color w:val="59595B"/>
+                <w:sz w:val="20"/>
+                <w:szCs w:val="20"/>
+              </w:rPr>
+              <w:t xml:space="preserve"/>
+            </w:r>
+          </w:p>
+        </w:tc>
+      </w:tr>
+      <w:tr>
+        <w:trPr>
+          <w:cantSplit/>
+        </w:trPr>
+        <w:tc>
+          <w:tcPr>
+            <w:tcW w:type="dxa" w:w="2139"/>
+            <w:tcBorders>
+              <w:top w:val="single" w:color="E9ECEF" w:sz="4"/>
+              <w:left w:val="single" w:color="E9ECEF" w:sz="4"/>
+              <w:bottom w:val="single" w:color="E9ECEF" w:sz="4"/>
+              <w:right w:val="single" w:color="E9ECEF" w:sz="4"/>
+            </w:tcBorders>
+            <w:shd w:fill="FFFFFF" w:val="clear"/>
+            <w:tcMar>
+              <w:top w:type="dxa" w:w="100"/>
+              <w:left w:type="dxa" w:w="140"/>
+              <w:bottom w:type="dxa" w:w="100"/>
+              <w:right w:type="dxa" w:w="140"/>
+            </w:tcMar>
+            <w:vAlign w:val="center"/>
+          </w:tcPr>
+          <w:p>
+            <w:pPr>
+              <w:jc w:val="left"/>
+            </w:pPr>
+            <w:r>
+              <w:rPr>
+                <w:rFonts w:ascii="Open Sans" w:cs="Open Sans" w:eastAsia="Open Sans" w:hAnsi="Open Sans"/>
+                <w:b w:val="false"/>
+                <w:bCs w:val="false"/>
+                <w:color w:val="59595B"/>
+                <w:sz w:val="20"/>
+                <w:szCs w:val="20"/>
+              </w:rPr>
+              <w:t xml:space="preserve">5. Transformational</w:t>
+            </w:r>
+          </w:p>
+        </w:tc>
+        <w:tc>
+          <w:tcPr>
+            <w:tcW w:type="dxa" w:w="5348"/>
+            <w:tcBorders>
+              <w:top w:val="single" w:color="E9ECEF" w:sz="4"/>
+              <w:left w:val="single" w:color="E9ECEF" w:sz="4"/>
+              <w:bottom w:val="single" w:color="E9ECEF" w:sz="4"/>
+              <w:right w:val="single" w:color="E9ECEF" w:sz="4"/>
+            </w:tcBorders>
+            <w:shd w:fill="FFFFFF" w:val="clear"/>
+            <w:tcMar>
+              <w:top w:type="dxa" w:w="100"/>
+              <w:left w:type="dxa" w:w="140"/>
+              <w:bottom w:type="dxa" w:w="100"/>
+              <w:right w:type="dxa" w:w="140"/>
+            </w:tcMar>
+            <w:vAlign w:val="center"/>
+          </w:tcPr>
+          <w:p>
+            <w:pPr>
+              <w:jc w:val="left"/>
+            </w:pPr>
+            <w:r>
+              <w:rPr>
+                <w:rFonts w:ascii="Open Sans" w:cs="Open Sans" w:eastAsia="Open Sans" w:hAnsi="Open Sans"/>
+                <w:b w:val="false"/>
+                <w:bCs w:val="false"/>
+                <w:color w:val="59595B"/>
+                <w:sz w:val="20"/>
+                <w:szCs w:val="20"/>
+              </w:rPr>
+              <w:t xml:space="preserve">AI is the default way the business bids, sells, and runs</w:t>
+            </w:r>
+          </w:p>
+        </w:tc>
+        <w:tc>
+          <w:tcPr>
+            <w:tcW w:type="dxa" w:w="1873"/>
+            <w:tcBorders>
+              <w:top w:val="single" w:color="E9ECEF" w:sz="4"/>
+              <w:left w:val="single" w:color="E9ECEF" w:sz="4"/>
+              <w:bottom w:val="single" w:color="E9ECEF" w:sz="4"/>
+              <w:right w:val="single" w:color="E9ECEF" w:sz="4"/>
+            </w:tcBorders>
+            <w:shd w:fill="FFFFFF" w:val="clear"/>
+            <w:tcMar>
+              <w:top w:type="dxa" w:w="100"/>
+              <w:left w:type="dxa" w:w="140"/>
+              <w:bottom w:type="dxa" w:w="100"/>
+              <w:right w:type="dxa" w:w="140"/>
+            </w:tcMar>
+            <w:vAlign w:val="center"/>
+          </w:tcPr>
+          <w:p>
+            <w:pPr>
+              <w:jc w:val="center"/>
+            </w:pPr>
+            <w:r>
+              <w:rPr>
+                <w:rFonts w:ascii="Open Sans" w:cs="Open Sans" w:eastAsia="Open Sans" w:hAnsi="Open Sans"/>
+                <w:b w:val="false"/>
+                <w:bCs w:val="false"/>
+                <w:color w:val="59595B"/>
+                <w:sz w:val="20"/>
+                <w:szCs w:val="20"/>
+              </w:rPr>
+              <w:t xml:space="preserve"/>
+            </w:r>
+          </w:p>
+        </w:tc>
+      </w:tr>
+    </w:tbl>
+    <w:p>
+      <w:pPr>
+        <w:spacing w:after="140" w:before="80" w:line="320"/>
+        <w:jc w:val="both"/>
+      </w:pPr>
+      <w:r>
+        <w:rPr>
+          <w:rFonts w:ascii="Open Sans" w:cs="Open Sans" w:eastAsia="Open Sans" w:hAnsi="Open Sans"/>
+          <w:b w:val="false"/>
+          <w:bCs w:val="false"/>
+          <w:i w:val="false"/>
+          <w:iCs w:val="false"/>
+          <w:color w:val="59595B"/>
+          <w:sz w:val="22"/>
+          <w:szCs w:val="22"/>
+        </w:rPr>
+        <w:t xml:space="preserve">Boberg sits at Foundational today — strong in the field, with the AI layer not yet built. This report is the plan to reach Operational — AI working in the bid-and-growth engine and inside the back office — within twelve months.</w:t>
+      </w:r>
+    </w:p>
+    <w:p>
+      <w:pPr>
+        <w:spacing w:after="0" w:before="140"/>
+      </w:pPr>
+      <w:r>
+        <w:t xml:space="preserve"/>
+      </w:r>
+    </w:p>
+    <w:p>
+      <w:pPr>
+        <w:pStyle w:val="Heading2"/>
+        <w:keepNext/>
+        <w:keepLines/>
+        <w:spacing w:after="120" w:before="280"/>
+      </w:pPr>
+      <w:r>
+        <w:rPr>
+          <w:rFonts w:ascii="Open Sans" w:cs="Open Sans" w:eastAsia="Open Sans" w:hAnsi="Open Sans"/>
+          <w:b/>
+          <w:bCs/>
+          <w:color w:val="006DB6"/>
+          <w:sz w:val="26"/>
+          <w:szCs w:val="26"/>
+        </w:rPr>
+        <w:t xml:space="preserve">Adopting AI Responsibly — Three Risks Every Leader Manages</w:t>
+      </w:r>
+    </w:p>
+    <w:p>
+      <w:pPr>
+        <w:spacing w:after="140" w:before="0" w:line="320"/>
+        <w:jc w:val="both"/>
+      </w:pPr>
+      <w:r>
+        <w:rPr>
+          <w:rFonts w:ascii="Open Sans" w:cs="Open Sans" w:eastAsia="Open Sans" w:hAnsi="Open Sans"/>
+          <w:b w:val="false"/>
+          <w:bCs w:val="false"/>
+          <w:i w:val="false"/>
+          <w:iCs w:val="false"/>
+          <w:color w:val="59595B"/>
+          <w:sz w:val="22"/>
+          <w:szCs w:val="22"/>
+        </w:rPr>
+        <w:t xml:space="preserve">The U.S. government's NIST AI Risk Management Framework gives leaders a simple mental model — Govern, Map, Measure, Manage. For a commercial construction firm like Boberg, three risks matter most, and each has a concrete control:</w:t>
+      </w:r>
+    </w:p>
+    <w:p>
+      <w:pPr>
+        <w:spacing w:after="0" w:before="80"/>
+      </w:pPr>
+      <w:r>
+        <w:t xml:space="preserve"/>
+      </w:r>
+    </w:p>
+    <w:tbl>
+      <w:tblPr>
+        <w:tblW w:type="dxa" w:w="9360"/>
+        <w:tblBorders>
+          <w:top w:val="single" w:color="auto" w:sz="4"/>
+          <w:left w:val="single" w:color="auto" w:sz="4"/>
+          <w:bottom w:val="single" w:color="auto" w:sz="4"/>
+          <w:right w:val="single" w:color="auto" w:sz="4"/>
+          <w:insideH w:val="single" w:color="auto" w:sz="4"/>
+          <w:insideV w:val="single" w:color="auto" w:sz="4"/>
+        </w:tblBorders>
+      </w:tblPr>
+      <w:tblGrid>
+        <w:gridCol w:w="1959"/>
+        <w:gridCol w:w="3700"/>
+        <w:gridCol w:w="3701"/>
+      </w:tblGrid>
+      <w:tr>
+        <w:trPr>
+          <w:cantSplit/>
+          <w:tblHeader/>
+        </w:trPr>
+        <w:tc>
+          <w:tcPr>
+            <w:tcW w:type="dxa" w:w="1959"/>
+            <w:tcBorders>
+              <w:top w:val="single" w:color="E9ECEF" w:sz="4"/>
+              <w:left w:val="single" w:color="E9ECEF" w:sz="4"/>
+              <w:bottom w:val="single" w:color="E9ECEF" w:sz="4"/>
+              <w:right w:val="single" w:color="E9ECEF" w:sz="4"/>
+            </w:tcBorders>
+            <w:shd w:fill="1A1A2E" w:val="clear"/>
+            <w:tcMar>
+              <w:top w:type="dxa" w:w="120"/>
+              <w:left w:type="dxa" w:w="140"/>
+              <w:bottom w:type="dxa" w:w="120"/>
+              <w:right w:type="dxa" w:w="140"/>
+            </w:tcMar>
+            <w:vAlign w:val="center"/>
+          </w:tcPr>
+          <w:p>
+            <w:pPr>
+              <w:jc w:val="left"/>
+            </w:pPr>
+            <w:r>
+              <w:rPr>
+                <w:rFonts w:ascii="Open Sans" w:cs="Open Sans" w:eastAsia="Open Sans" w:hAnsi="Open Sans"/>
+                <w:b/>
+                <w:bCs/>
+                <w:color w:val="FFFFFF"/>
+                <w:sz w:val="20"/>
+                <w:szCs w:val="20"/>
+              </w:rPr>
+              <w:t xml:space="preserve">Risk</w:t>
+            </w:r>
+          </w:p>
+        </w:tc>
+        <w:tc>
+          <w:tcPr>
+            <w:tcW w:type="dxa" w:w="3700"/>
+            <w:tcBorders>
+              <w:top w:val="single" w:color="E9ECEF" w:sz="4"/>
+              <w:left w:val="single" w:color="E9ECEF" w:sz="4"/>
+              <w:bottom w:val="single" w:color="E9ECEF" w:sz="4"/>
+              <w:right w:val="single" w:color="E9ECEF" w:sz="4"/>
+            </w:tcBorders>
+            <w:shd w:fill="1A1A2E" w:val="clear"/>
+            <w:tcMar>
+              <w:top w:type="dxa" w:w="120"/>
+              <w:left w:type="dxa" w:w="140"/>
+              <w:bottom w:type="dxa" w:w="120"/>
+              <w:right w:type="dxa" w:w="140"/>
+            </w:tcMar>
+            <w:vAlign w:val="center"/>
+          </w:tcPr>
+          <w:p>
+            <w:pPr>
+              <w:jc w:val="left"/>
+            </w:pPr>
+            <w:r>
+              <w:rPr>
+                <w:rFonts w:ascii="Open Sans" w:cs="Open Sans" w:eastAsia="Open Sans" w:hAnsi="Open Sans"/>
+                <w:b/>
+                <w:bCs/>
+                <w:color w:val="FFFFFF"/>
+                <w:sz w:val="20"/>
+                <w:szCs w:val="20"/>
+              </w:rPr>
+              <w:t xml:space="preserve">What It Means</w:t>
+            </w:r>
+          </w:p>
+        </w:tc>
+        <w:tc>
+          <w:tcPr>
+            <w:tcW w:type="dxa" w:w="3701"/>
+            <w:tcBorders>
+              <w:top w:val="single" w:color="E9ECEF" w:sz="4"/>
+              <w:left w:val="single" w:color="E9ECEF" w:sz="4"/>
+              <w:bottom w:val="single" w:color="E9ECEF" w:sz="4"/>
+              <w:right w:val="single" w:color="E9ECEF" w:sz="4"/>
+            </w:tcBorders>
+            <w:shd w:fill="1A1A2E" w:val="clear"/>
+            <w:tcMar>
+              <w:top w:type="dxa" w:w="120"/>
+              <w:left w:type="dxa" w:w="140"/>
+              <w:bottom w:type="dxa" w:w="120"/>
+              <w:right w:type="dxa" w:w="140"/>
+            </w:tcMar>
+            <w:vAlign w:val="center"/>
+          </w:tcPr>
+          <w:p>
+            <w:pPr>
+              <w:jc w:val="left"/>
+            </w:pPr>
+            <w:r>
+              <w:rPr>
+                <w:rFonts w:ascii="Open Sans" w:cs="Open Sans" w:eastAsia="Open Sans" w:hAnsi="Open Sans"/>
+                <w:b/>
+                <w:bCs/>
+                <w:color w:val="FFFFFF"/>
+                <w:sz w:val="20"/>
+                <w:szCs w:val="20"/>
+              </w:rPr>
+              <w:t xml:space="preserve">How Technijian Controls It</w:t>
+            </w:r>
+          </w:p>
+        </w:tc>
+      </w:tr>
+      <w:tr>
+        <w:trPr>
+          <w:cantSplit/>
+        </w:trPr>
+        <w:tc>
+          <w:tcPr>
+            <w:tcW w:type="dxa" w:w="1959"/>
+            <w:tcBorders>
+              <w:top w:val="single" w:color="E9ECEF" w:sz="4"/>
+              <w:left w:val="single" w:color="E9ECEF" w:sz="4"/>
+              <w:bottom w:val="single" w:color="E9ECEF" w:sz="4"/>
+              <w:right w:val="single" w:color="E9ECEF" w:sz="4"/>
+            </w:tcBorders>
+            <w:shd w:fill="FFFFFF" w:val="clear"/>
+            <w:tcMar>
+              <w:top w:type="dxa" w:w="100"/>
+              <w:left w:type="dxa" w:w="140"/>
+              <w:bottom w:type="dxa" w:w="100"/>
+              <w:right w:type="dxa" w:w="140"/>
+            </w:tcMar>
+            <w:vAlign w:val="center"/>
+          </w:tcPr>
+          <w:p>
+            <w:pPr>
+              <w:jc w:val="left"/>
+            </w:pPr>
+            <w:r>
+              <w:rPr>
+                <w:rFonts w:ascii="Open Sans" w:cs="Open Sans" w:eastAsia="Open Sans" w:hAnsi="Open Sans"/>
+                <w:b w:val="false"/>
+                <w:bCs w:val="false"/>
+                <w:color w:val="59595B"/>
+                <w:sz w:val="20"/>
+                <w:szCs w:val="20"/>
+              </w:rPr>
+              <w:t xml:space="preserve">Hallucination</w:t>
+            </w:r>
+          </w:p>
+        </w:tc>
+        <w:tc>
+          <w:tcPr>
+            <w:tcW w:type="dxa" w:w="3700"/>
+            <w:tcBorders>
+              <w:top w:val="single" w:color="E9ECEF" w:sz="4"/>
+              <w:left w:val="single" w:color="E9ECEF" w:sz="4"/>
+              <w:bottom w:val="single" w:color="E9ECEF" w:sz="4"/>
+              <w:right w:val="single" w:color="E9ECEF" w:sz="4"/>
+            </w:tcBorders>
+            <w:shd w:fill="FFFFFF" w:val="clear"/>
+            <w:tcMar>
+              <w:top w:type="dxa" w:w="100"/>
+              <w:left w:type="dxa" w:w="140"/>
+              <w:bottom w:type="dxa" w:w="100"/>
+              <w:right w:type="dxa" w:w="140"/>
+            </w:tcMar>
+            <w:vAlign w:val="center"/>
+          </w:tcPr>
+          <w:p>
+            <w:pPr>
+              <w:jc w:val="left"/>
+            </w:pPr>
+            <w:r>
+              <w:rPr>
+                <w:rFonts w:ascii="Open Sans" w:cs="Open Sans" w:eastAsia="Open Sans" w:hAnsi="Open Sans"/>
+                <w:b w:val="false"/>
+                <w:bCs w:val="false"/>
+                <w:color w:val="59595B"/>
+                <w:sz w:val="20"/>
+                <w:szCs w:val="20"/>
+              </w:rPr>
+              <w:t xml:space="preserve">AI can state a confident, wrong answer — a wrong quantity or a missed exclusion on a bid</w:t>
+            </w:r>
+          </w:p>
+        </w:tc>
+        <w:tc>
+          <w:tcPr>
+            <w:tcW w:type="dxa" w:w="3701"/>
+            <w:tcBorders>
+              <w:top w:val="single" w:color="E9ECEF" w:sz="4"/>
+              <w:left w:val="single" w:color="E9ECEF" w:sz="4"/>
+              <w:bottom w:val="single" w:color="E9ECEF" w:sz="4"/>
+              <w:right w:val="single" w:color="E9ECEF" w:sz="4"/>
+            </w:tcBorders>
+            <w:shd w:fill="FFFFFF" w:val="clear"/>
+            <w:tcMar>
+              <w:top w:type="dxa" w:w="100"/>
+              <w:left w:type="dxa" w:w="140"/>
+              <w:bottom w:type="dxa" w:w="100"/>
+              <w:right w:type="dxa" w:w="140"/>
+            </w:tcMar>
+            <w:vAlign w:val="center"/>
+          </w:tcPr>
+          <w:p>
+            <w:pPr>
+              <w:jc w:val="left"/>
+            </w:pPr>
+            <w:r>
+              <w:rPr>
+                <w:rFonts w:ascii="Open Sans" w:cs="Open Sans" w:eastAsia="Open Sans" w:hAnsi="Open Sans"/>
+                <w:b w:val="false"/>
+                <w:bCs w:val="false"/>
+                <w:color w:val="59595B"/>
+                <w:sz w:val="20"/>
+                <w:szCs w:val="20"/>
+              </w:rPr>
+              <w:t xml:space="preserve">Human-in-the-loop review on anything client-facing or contractually binding — AI drafts, an estimator approves</w:t>
+            </w:r>
+          </w:p>
+        </w:tc>
+      </w:tr>
+      <w:tr>
+        <w:trPr>
+          <w:cantSplit/>
+        </w:trPr>
+        <w:tc>
+          <w:tcPr>
+            <w:tcW w:type="dxa" w:w="1959"/>
+            <w:tcBorders>
+              <w:top w:val="single" w:color="E9ECEF" w:sz="4"/>
+              <w:left w:val="single" w:color="E9ECEF" w:sz="4"/>
+              <w:bottom w:val="single" w:color="E9ECEF" w:sz="4"/>
+              <w:right w:val="single" w:color="E9ECEF" w:sz="4"/>
+            </w:tcBorders>
+            <w:shd w:fill="F8F9FA" w:val="clear"/>
+            <w:tcMar>
+              <w:top w:type="dxa" w:w="100"/>
+              <w:left w:type="dxa" w:w="140"/>
+              <w:bottom w:type="dxa" w:w="100"/>
+              <w:right w:type="dxa" w:w="140"/>
+            </w:tcMar>
+            <w:vAlign w:val="center"/>
+          </w:tcPr>
+          <w:p>
+            <w:pPr>
+              <w:jc w:val="left"/>
+            </w:pPr>
+            <w:r>
+              <w:rPr>
+                <w:rFonts w:ascii="Open Sans" w:cs="Open Sans" w:eastAsia="Open Sans" w:hAnsi="Open Sans"/>
+                <w:b w:val="false"/>
+                <w:bCs w:val="false"/>
+                <w:color w:val="59595B"/>
+                <w:sz w:val="20"/>
+                <w:szCs w:val="20"/>
+              </w:rPr>
+              <w:t xml:space="preserve">Data leakage</w:t>
+            </w:r>
+          </w:p>
+        </w:tc>
+        <w:tc>
+          <w:tcPr>
+            <w:tcW w:type="dxa" w:w="3700"/>
+            <w:tcBorders>
+              <w:top w:val="single" w:color="E9ECEF" w:sz="4"/>
+              <w:left w:val="single" w:color="E9ECEF" w:sz="4"/>
+              <w:bottom w:val="single" w:color="E9ECEF" w:sz="4"/>
+              <w:right w:val="single" w:color="E9ECEF" w:sz="4"/>
+            </w:tcBorders>
+            <w:shd w:fill="F8F9FA" w:val="clear"/>
+            <w:tcMar>
+              <w:top w:type="dxa" w:w="100"/>
+              <w:left w:type="dxa" w:w="140"/>
+              <w:bottom w:type="dxa" w:w="100"/>
+              <w:right w:type="dxa" w:w="140"/>
+            </w:tcMar>
+            <w:vAlign w:val="center"/>
+          </w:tcPr>
+          <w:p>
+            <w:pPr>
+              <w:jc w:val="left"/>
+            </w:pPr>
+            <w:r>
+              <w:rPr>
+                <w:rFonts w:ascii="Open Sans" w:cs="Open Sans" w:eastAsia="Open Sans" w:hAnsi="Open Sans"/>
+                <w:b w:val="false"/>
+                <w:bCs w:val="false"/>
+                <w:color w:val="59595B"/>
+                <w:sz w:val="20"/>
+                <w:szCs w:val="20"/>
+              </w:rPr>
+              <w:t xml:space="preserve">Sensitive data pasted into public tools can escape</w:t>
+            </w:r>
+          </w:p>
+        </w:tc>
+        <w:tc>
+          <w:tcPr>
+            <w:tcW w:type="dxa" w:w="3701"/>
+            <w:tcBorders>
+              <w:top w:val="single" w:color="E9ECEF" w:sz="4"/>
+              <w:left w:val="single" w:color="E9ECEF" w:sz="4"/>
+              <w:bottom w:val="single" w:color="E9ECEF" w:sz="4"/>
+              <w:right w:val="single" w:color="E9ECEF" w:sz="4"/>
+            </w:tcBorders>
+            <w:shd w:fill="F8F9FA" w:val="clear"/>
+            <w:tcMar>
+              <w:top w:type="dxa" w:w="100"/>
+              <w:left w:type="dxa" w:w="140"/>
+              <w:bottom w:type="dxa" w:w="100"/>
+              <w:right w:type="dxa" w:w="140"/>
+            </w:tcMar>
+            <w:vAlign w:val="center"/>
+          </w:tcPr>
+          <w:p>
+            <w:pPr>
+              <w:jc w:val="left"/>
+            </w:pPr>
+            <w:r>
+              <w:rPr>
+                <w:rFonts w:ascii="Open Sans" w:cs="Open Sans" w:eastAsia="Open Sans" w:hAnsi="Open Sans"/>
+                <w:b w:val="false"/>
+                <w:bCs w:val="false"/>
+                <w:color w:val="59595B"/>
+                <w:sz w:val="20"/>
+                <w:szCs w:val="20"/>
+              </w:rPr>
+              <w:t xml:space="preserve">Private, governed AI deployments — bid pricing, GC relationship notes, and project history never touch a public model</w:t>
+            </w:r>
+          </w:p>
+        </w:tc>
+      </w:tr>
+      <w:tr>
+        <w:trPr>
+          <w:cantSplit/>
+        </w:trPr>
+        <w:tc>
+          <w:tcPr>
+            <w:tcW w:type="dxa" w:w="1959"/>
+            <w:tcBorders>
+              <w:top w:val="single" w:color="E9ECEF" w:sz="4"/>
+              <w:left w:val="single" w:color="E9ECEF" w:sz="4"/>
+              <w:bottom w:val="single" w:color="E9ECEF" w:sz="4"/>
+              <w:right w:val="single" w:color="E9ECEF" w:sz="4"/>
+            </w:tcBorders>
+            <w:shd w:fill="FFFFFF" w:val="clear"/>
+            <w:tcMar>
+              <w:top w:type="dxa" w:w="100"/>
+              <w:left w:type="dxa" w:w="140"/>
+              <w:bottom w:type="dxa" w:w="100"/>
+              <w:right w:type="dxa" w:w="140"/>
+            </w:tcMar>
+            <w:vAlign w:val="center"/>
+          </w:tcPr>
+          <w:p>
+            <w:pPr>
+              <w:jc w:val="left"/>
+            </w:pPr>
+            <w:r>
+              <w:rPr>
+                <w:rFonts w:ascii="Open Sans" w:cs="Open Sans" w:eastAsia="Open Sans" w:hAnsi="Open Sans"/>
+                <w:b w:val="false"/>
+                <w:bCs w:val="false"/>
+                <w:color w:val="59595B"/>
+                <w:sz w:val="20"/>
+                <w:szCs w:val="20"/>
+              </w:rPr>
+              <w:t xml:space="preserve">Compliance &amp; accountability</w:t>
+            </w:r>
+          </w:p>
+        </w:tc>
+        <w:tc>
+          <w:tcPr>
+            <w:tcW w:type="dxa" w:w="3700"/>
+            <w:tcBorders>
+              <w:top w:val="single" w:color="E9ECEF" w:sz="4"/>
+              <w:left w:val="single" w:color="E9ECEF" w:sz="4"/>
+              <w:bottom w:val="single" w:color="E9ECEF" w:sz="4"/>
+              <w:right w:val="single" w:color="E9ECEF" w:sz="4"/>
+            </w:tcBorders>
+            <w:shd w:fill="FFFFFF" w:val="clear"/>
+            <w:tcMar>
+              <w:top w:type="dxa" w:w="100"/>
+              <w:left w:type="dxa" w:w="140"/>
+              <w:bottom w:type="dxa" w:w="100"/>
+              <w:right w:type="dxa" w:w="140"/>
+            </w:tcMar>
+            <w:vAlign w:val="center"/>
+          </w:tcPr>
+          <w:p>
+            <w:pPr>
+              <w:jc w:val="left"/>
+            </w:pPr>
+            <w:r>
+              <w:rPr>
+                <w:rFonts w:ascii="Open Sans" w:cs="Open Sans" w:eastAsia="Open Sans" w:hAnsi="Open Sans"/>
+                <w:b w:val="false"/>
+                <w:bCs w:val="false"/>
+                <w:color w:val="59595B"/>
+                <w:sz w:val="20"/>
+                <w:szCs w:val="20"/>
+              </w:rPr>
+              <w:t xml:space="preserve">Untracked AI tools create audit gaps</w:t>
+            </w:r>
+          </w:p>
+        </w:tc>
+        <w:tc>
+          <w:tcPr>
+            <w:tcW w:type="dxa" w:w="3701"/>
+            <w:tcBorders>
+              <w:top w:val="single" w:color="E9ECEF" w:sz="4"/>
+              <w:left w:val="single" w:color="E9ECEF" w:sz="4"/>
+              <w:bottom w:val="single" w:color="E9ECEF" w:sz="4"/>
+              <w:right w:val="single" w:color="E9ECEF" w:sz="4"/>
+            </w:tcBorders>
+            <w:shd w:fill="FFFFFF" w:val="clear"/>
+            <w:tcMar>
+              <w:top w:type="dxa" w:w="100"/>
+              <w:left w:type="dxa" w:w="140"/>
+              <w:bottom w:type="dxa" w:w="100"/>
+              <w:right w:type="dxa" w:w="140"/>
+            </w:tcMar>
+            <w:vAlign w:val="center"/>
+          </w:tcPr>
+          <w:p>
+            <w:pPr>
+              <w:jc w:val="left"/>
+            </w:pPr>
+            <w:r>
+              <w:rPr>
+                <w:rFonts w:ascii="Open Sans" w:cs="Open Sans" w:eastAsia="Open Sans" w:hAnsi="Open Sans"/>
+                <w:b w:val="false"/>
+                <w:bCs w:val="false"/>
+                <w:color w:val="59595B"/>
+                <w:sz w:val="20"/>
+                <w:szCs w:val="20"/>
+              </w:rPr>
+              <w:t xml:space="preserve">Every AI tool inventoried with owner, vendor, and data source — led by a CISSP-certified team</w:t>
+            </w:r>
+          </w:p>
+        </w:tc>
+      </w:tr>
+    </w:tbl>
+    <w:p>
+      <w:pPr>
+        <w:spacing w:after="0" w:before="140"/>
+      </w:pPr>
+      <w:r>
+        <w:t xml:space="preserve"/>
+      </w:r>
+    </w:p>
+    <w:p>
+      <w:pPr>
+        <w:pStyle w:val="Heading2"/>
+        <w:keepNext/>
+        <w:keepLines/>
+        <w:spacing w:after="120" w:before="280"/>
+      </w:pPr>
+      <w:r>
+        <w:rPr>
+          <w:rFonts w:ascii="Open Sans" w:cs="Open Sans" w:eastAsia="Open Sans" w:hAnsi="Open Sans"/>
+          <w:b/>
+          <w:bCs/>
+          <w:color w:val="006DB6"/>
+          <w:sz w:val="26"/>
+          <w:szCs w:val="26"/>
+        </w:rPr>
+        <w:t xml:space="preserve">What Comparable Organizations Are Already Doing</w:t>
+      </w:r>
+    </w:p>
+    <w:p>
+      <w:pPr>
+        <w:pStyle w:val="ListParagraph"/>
+        <w:numPr>
+          <w:ilvl w:val="0"/>
+          <w:numId w:val="2"/>
+        </w:numPr>
+        <w:spacing w:after="80" w:before="40" w:line="300"/>
+      </w:pPr>
+      <w:r>
+        <w:rPr>
+          <w:rFonts w:ascii="Open Sans" w:cs="Open Sans" w:eastAsia="Open Sans" w:hAnsi="Open Sans"/>
+          <w:color w:val="59595B"/>
+          <w:sz w:val="22"/>
+          <w:szCs w:val="22"/>
+        </w:rPr>
+        <w:t xml:space="preserve">Construction subcontractors: firms are using bid-portal monitoring and AI scoring to see qualified projects earlier and bid only the work that fits — responding faster than competitors still working from email alerts.</w:t>
+      </w:r>
+    </w:p>
+    <w:p>
+      <w:pPr>
+        <w:pStyle w:val="ListParagraph"/>
+        <w:numPr>
+          <w:ilvl w:val="0"/>
+          <w:numId w:val="2"/>
+        </w:numPr>
+        <w:spacing w:after="80" w:before="40" w:line="300"/>
+      </w:pPr>
+      <w:r>
+        <w:rPr>
+          <w:rFonts w:ascii="Open Sans" w:cs="Open Sans" w:eastAsia="Open Sans" w:hAnsi="Open Sans"/>
+          <w:color w:val="59595B"/>
+          <w:sz w:val="22"/>
+          <w:szCs w:val="22"/>
+        </w:rPr>
+        <w:t xml:space="preserve">Document-heavy trades: contractors are turning multi-day proposal and takeoff assembly into a same-day, scope-complete draft — submitting more clean bids with the same estimating team.</w:t>
+      </w:r>
+    </w:p>
+    <w:p>
+      <w:pPr>
+        <w:pStyle w:val="ListParagraph"/>
+        <w:numPr>
+          <w:ilvl w:val="0"/>
+          <w:numId w:val="2"/>
+        </w:numPr>
+        <w:spacing w:after="80" w:before="40" w:line="300"/>
+      </w:pPr>
+      <w:r>
+        <w:rPr>
+          <w:rFonts w:ascii="Open Sans" w:cs="Open Sans" w:eastAsia="Open Sans" w:hAnsi="Open Sans"/>
+          <w:color w:val="59595B"/>
+          <w:sz w:val="22"/>
+          <w:szCs w:val="22"/>
+        </w:rPr>
+        <w:t xml:space="preserve">Regional B2B service firms: companies are using AI search optimization to become the cited answer when buyers ask AI tools "who is the best [trade] contractor in [region]?" — capturing demand competitors never see.</w:t>
+      </w:r>
+    </w:p>
+    <w:p>
+      <w:pPr>
+        <w:spacing w:after="140" w:before="40" w:line="320"/>
+        <w:jc w:val="both"/>
+      </w:pPr>
+      <w:r>
+        <w:rPr>
+          <w:rFonts w:ascii="Open Sans" w:cs="Open Sans" w:eastAsia="Open Sans" w:hAnsi="Open Sans"/>
+          <w:b w:val="false"/>
+          <w:bCs w:val="false"/>
+          <w:i/>
+          <w:iCs/>
+          <w:color w:val="59595B"/>
+          <w:sz w:val="19"/>
+          <w:szCs w:val="19"/>
+        </w:rPr>
+        <w:t xml:space="preserve">These are representative directions of travel across comparable industries, not guarantees; Boberg's own numbers would be confirmed in discovery. Technijian's specific, measured results from prior builds appear in Section 8 (Capability Proof) and Section 10.</w:t>
+      </w:r>
+    </w:p>
+    <w:p>
+      <w:pPr>
+        <w:spacing w:after="0" w:before="140"/>
+      </w:pPr>
+      <w:r>
+        <w:t xml:space="preserve"/>
+      </w:r>
+    </w:p>
+    <w:p>
+      <w:pPr>
+        <w:pStyle w:val="Heading2"/>
+        <w:keepNext/>
+        <w:keepLines/>
+        <w:spacing w:after="120" w:before="280"/>
+      </w:pPr>
+      <w:r>
+        <w:rPr>
+          <w:rFonts w:ascii="Open Sans" w:cs="Open Sans" w:eastAsia="Open Sans" w:hAnsi="Open Sans"/>
+          <w:b/>
+          <w:bCs/>
+          <w:color w:val="006DB6"/>
+          <w:sz w:val="26"/>
+          <w:szCs w:val="26"/>
+        </w:rPr>
+        <w:t xml:space="preserve">A Day in the Life — A Boberg Estimator</w:t>
+      </w:r>
+    </w:p>
+    <w:tbl>
+      <w:tblPr>
+        <w:tblW w:type="dxa" w:w="9360"/>
+        <w:tblBorders>
+          <w:top w:val="single" w:color="auto" w:sz="4"/>
+          <w:left w:val="single" w:color="auto" w:sz="4"/>
+          <w:bottom w:val="single" w:color="auto" w:sz="4"/>
+          <w:right w:val="single" w:color="auto" w:sz="4"/>
+          <w:insideH w:val="single" w:color="auto" w:sz="4"/>
+          <w:insideV w:val="single" w:color="auto" w:sz="4"/>
+        </w:tblBorders>
+      </w:tblPr>
+      <w:tblGrid>
+        <w:gridCol w:w="80"/>
+        <w:gridCol w:w="9280"/>
+      </w:tblGrid>
+      <w:tr>
+        <w:trPr>
+          <w:cantSplit/>
+        </w:trPr>
+        <w:tc>
+          <w:tcPr>
+            <w:tcW w:type="dxa" w:w="80"/>
+            <w:tcBorders>
+              <w:top w:val="none" w:color="FFFFFF" w:sz="0"/>
+              <w:left w:val="none" w:color="FFFFFF" w:sz="0"/>
+              <w:bottom w:val="none" w:color="FFFFFF" w:sz="0"/>
+              <w:right w:val="none" w:color="FFFFFF" w:sz="0"/>
+            </w:tcBorders>
+            <w:shd w:fill="006DB6" w:val="clear"/>
+          </w:tcPr>
+          <w:p>
+            <w:r>
+              <w:t xml:space="preserve"/>
+            </w:r>
+          </w:p>
+        </w:tc>
+        <w:tc>
+          <w:tcPr>
+            <w:tcW w:type="dxa" w:w="9280"/>
+            <w:tcBorders>
+              <w:top w:val="none" w:color="FFFFFF" w:sz="0"/>
+              <w:left w:val="none" w:color="FFFFFF" w:sz="0"/>
+              <w:bottom w:val="none" w:color="FFFFFF" w:sz="0"/>
+              <w:right w:val="none" w:color="FFFFFF" w:sz="0"/>
+            </w:tcBorders>
+            <w:shd w:fill="F8F9FA" w:val="clear"/>
+            <w:tcMar>
+              <w:top w:type="dxa" w:w="160"/>
+              <w:left w:type="dxa" w:w="240"/>
+              <w:bottom w:type="dxa" w:w="160"/>
+              <w:right w:type="dxa" w:w="200"/>
+            </w:tcMar>
+          </w:tcPr>
+          <w:p>
+            <w:pPr>
+              <w:keepNext/>
+              <w:keepLines/>
+              <w:spacing w:after="80" w:before="80"/>
+            </w:pPr>
+            <w:r>
+              <w:rPr>
+                <w:rFonts w:ascii="Open Sans" w:cs="Open Sans" w:eastAsia="Open Sans" w:hAnsi="Open Sans"/>
+                <w:b/>
+                <w:bCs/>
+                <w:color w:val="006DB6"/>
+                <w:sz w:val="22"/>
+                <w:szCs w:val="22"/>
+              </w:rPr>
+              <w:t xml:space="preserve">Before vs. After AI</w:t>
+            </w:r>
+          </w:p>
+          <w:p>
+            <w:pPr>
+              <w:keepNext/>
+              <w:keepLines/>
+              <w:spacing w:after="60" w:before="40" w:line="300"/>
+            </w:pPr>
+            <w:r>
+              <w:rPr>
+                <w:rFonts w:ascii="Open Sans" w:cs="Open Sans" w:eastAsia="Open Sans" w:hAnsi="Open Sans"/>
+                <w:color w:val="59595B"/>
+                <w:sz w:val="20"/>
+                <w:szCs w:val="20"/>
+              </w:rPr>
+              <w:t xml:space="preserve">TODAY: An estimator learns about a project when the bid invite lands in the inbox — often the same day competitors got it. They take five days to read the civil plans, hand-build the earthwork takeoff, write the proposal from scratch, and chase down the qualifications and exclusions from memory and old bids.</w:t>
+            </w:r>
+          </w:p>
+          <w:p>
+            <w:pPr>
+              <w:keepNext w:val="false"/>
+              <w:keepLines/>
+              <w:spacing w:after="60" w:before="40" w:line="300"/>
+            </w:pPr>
+            <w:r>
+              <w:rPr>
+                <w:rFonts w:ascii="Open Sans" w:cs="Open Sans" w:eastAsia="Open Sans" w:hAnsi="Open Sans"/>
+                <w:color w:val="59595B"/>
+                <w:sz w:val="20"/>
+                <w:szCs w:val="20"/>
+              </w:rPr>
+              <w:t xml:space="preserve">WITH AI: A pre-scored alert flags the project 24–48 hours early — project type, GC, size, location, margin profile. An AI assistant extracts the earthwork scope from the plans and drafts the bid in Boberg's standard language — qualifications, alternates, unit-price ranges, exclusions — in minutes; the estimator reviews and approves. The bid goes out clean in a day instead of five, and 33 years of estimating know-how is captured in the system instead of one person's head.</w:t>
+            </w:r>
+          </w:p>
+        </w:tc>
+      </w:tr>
+    </w:tbl>
+    <w:p>
+      <w:pPr>
+        <w:spacing w:after="0" w:before="140"/>
+      </w:pPr>
+      <w:r>
+        <w:t xml:space="preserve"/>
+      </w:r>
+    </w:p>
+    <w:p>
+      <w:pPr>
+        <w:pStyle w:val="Heading2"/>
+        <w:keepNext/>
+        <w:keepLines/>
+        <w:spacing w:after="120" w:before="280"/>
+      </w:pPr>
+      <w:r>
+        <w:rPr>
+          <w:rFonts w:ascii="Open Sans" w:cs="Open Sans" w:eastAsia="Open Sans" w:hAnsi="Open Sans"/>
+          <w:b/>
+          <w:bCs/>
+          <w:color w:val="006DB6"/>
+          <w:sz w:val="26"/>
+          <w:szCs w:val="26"/>
+        </w:rPr>
+        <w:t xml:space="preserve">Why a Partner — vs. Hiring or Doing It Yourself</w:t>
+      </w:r>
+    </w:p>
+    <w:tbl>
+      <w:tblPr>
+        <w:tblW w:type="dxa" w:w="9360"/>
+        <w:tblBorders>
+          <w:top w:val="single" w:color="auto" w:sz="4"/>
+          <w:left w:val="single" w:color="auto" w:sz="4"/>
+          <w:bottom w:val="single" w:color="auto" w:sz="4"/>
+          <w:right w:val="single" w:color="auto" w:sz="4"/>
+          <w:insideH w:val="single" w:color="auto" w:sz="4"/>
+          <w:insideV w:val="single" w:color="auto" w:sz="4"/>
+        </w:tblBorders>
+      </w:tblPr>
+      <w:tblGrid>
+        <w:gridCol w:w="2269"/>
+        <w:gridCol w:w="7091"/>
+      </w:tblGrid>
+      <w:tr>
+        <w:trPr>
+          <w:cantSplit/>
+          <w:tblHeader/>
+        </w:trPr>
+        <w:tc>
+          <w:tcPr>
+            <w:tcW w:type="dxa" w:w="2269"/>
+            <w:tcBorders>
+              <w:top w:val="single" w:color="E9ECEF" w:sz="4"/>
+              <w:left w:val="single" w:color="E9ECEF" w:sz="4"/>
+              <w:bottom w:val="single" w:color="E9ECEF" w:sz="4"/>
+              <w:right w:val="single" w:color="E9ECEF" w:sz="4"/>
+            </w:tcBorders>
+            <w:shd w:fill="006DB6" w:val="clear"/>
+            <w:tcMar>
+              <w:top w:type="dxa" w:w="120"/>
+              <w:left w:type="dxa" w:w="140"/>
+              <w:bottom w:type="dxa" w:w="120"/>
+              <w:right w:type="dxa" w:w="140"/>
+            </w:tcMar>
+            <w:vAlign w:val="center"/>
+          </w:tcPr>
+          <w:p>
+            <w:pPr>
+              <w:jc w:val="left"/>
+            </w:pPr>
+            <w:r>
+              <w:rPr>
+                <w:rFonts w:ascii="Open Sans" w:cs="Open Sans" w:eastAsia="Open Sans" w:hAnsi="Open Sans"/>
+                <w:b/>
+                <w:bCs/>
+                <w:color w:val="FFFFFF"/>
+                <w:sz w:val="20"/>
+                <w:szCs w:val="20"/>
+              </w:rPr>
+              <w:t xml:space="preserve">Path</w:t>
+            </w:r>
+          </w:p>
+        </w:tc>
+        <w:tc>
+          <w:tcPr>
+            <w:tcW w:type="dxa" w:w="7091"/>
+            <w:tcBorders>
+              <w:top w:val="single" w:color="E9ECEF" w:sz="4"/>
+              <w:left w:val="single" w:color="E9ECEF" w:sz="4"/>
+              <w:bottom w:val="single" w:color="E9ECEF" w:sz="4"/>
+              <w:right w:val="single" w:color="E9ECEF" w:sz="4"/>
+            </w:tcBorders>
+            <w:shd w:fill="006DB6" w:val="clear"/>
+            <w:tcMar>
+              <w:top w:type="dxa" w:w="120"/>
+              <w:left w:type="dxa" w:w="140"/>
+              <w:bottom w:type="dxa" w:w="120"/>
+              <w:right w:type="dxa" w:w="140"/>
+            </w:tcMar>
+            <w:vAlign w:val="center"/>
+          </w:tcPr>
+          <w:p>
+            <w:pPr>
+              <w:jc w:val="left"/>
+            </w:pPr>
+            <w:r>
+              <w:rPr>
+                <w:rFonts w:ascii="Open Sans" w:cs="Open Sans" w:eastAsia="Open Sans" w:hAnsi="Open Sans"/>
+                <w:b/>
+                <w:bCs/>
+                <w:color w:val="FFFFFF"/>
+                <w:sz w:val="20"/>
+                <w:szCs w:val="20"/>
+              </w:rPr>
+              <w:t xml:space="preserve">Reality</w:t>
+            </w:r>
+          </w:p>
+        </w:tc>
+      </w:tr>
+      <w:tr>
+        <w:trPr>
+          <w:cantSplit/>
+        </w:trPr>
+        <w:tc>
+          <w:tcPr>
+            <w:tcW w:type="dxa" w:w="2269"/>
+            <w:tcBorders>
+              <w:top w:val="single" w:color="E9ECEF" w:sz="4"/>
+              <w:left w:val="single" w:color="E9ECEF" w:sz="4"/>
+              <w:bottom w:val="single" w:color="E9ECEF" w:sz="4"/>
+              <w:right w:val="single" w:color="E9ECEF" w:sz="4"/>
+            </w:tcBorders>
+            <w:shd w:fill="FFFFFF" w:val="clear"/>
+            <w:tcMar>
+              <w:top w:type="dxa" w:w="100"/>
+              <w:left w:type="dxa" w:w="140"/>
+              <w:bottom w:type="dxa" w:w="100"/>
+              <w:right w:type="dxa" w:w="140"/>
+            </w:tcMar>
+            <w:vAlign w:val="center"/>
+          </w:tcPr>
+          <w:p>
+            <w:pPr>
+              <w:jc w:val="left"/>
+            </w:pPr>
+            <w:r>
+              <w:rPr>
+                <w:rFonts w:ascii="Open Sans" w:cs="Open Sans" w:eastAsia="Open Sans" w:hAnsi="Open Sans"/>
+                <w:b w:val="false"/>
+                <w:bCs w:val="false"/>
+                <w:color w:val="59595B"/>
+                <w:sz w:val="20"/>
+                <w:szCs w:val="20"/>
+              </w:rPr>
+              <w:t xml:space="preserve">DIY tools</w:t>
+            </w:r>
+          </w:p>
+        </w:tc>
+        <w:tc>
+          <w:tcPr>
+            <w:tcW w:type="dxa" w:w="7091"/>
+            <w:tcBorders>
+              <w:top w:val="single" w:color="E9ECEF" w:sz="4"/>
+              <w:left w:val="single" w:color="E9ECEF" w:sz="4"/>
+              <w:bottom w:val="single" w:color="E9ECEF" w:sz="4"/>
+              <w:right w:val="single" w:color="E9ECEF" w:sz="4"/>
+            </w:tcBorders>
+            <w:shd w:fill="FFFFFF" w:val="clear"/>
+            <w:tcMar>
+              <w:top w:type="dxa" w:w="100"/>
+              <w:left w:type="dxa" w:w="140"/>
+              <w:bottom w:type="dxa" w:w="100"/>
+              <w:right w:type="dxa" w:w="140"/>
+            </w:tcMar>
+            <w:vAlign w:val="center"/>
+          </w:tcPr>
+          <w:p>
+            <w:pPr>
+              <w:jc w:val="left"/>
+            </w:pPr>
+            <w:r>
+              <w:rPr>
+                <w:rFonts w:ascii="Open Sans" w:cs="Open Sans" w:eastAsia="Open Sans" w:hAnsi="Open Sans"/>
+                <w:b w:val="false"/>
+                <w:bCs w:val="false"/>
+                <w:color w:val="59595B"/>
+                <w:sz w:val="20"/>
+                <w:szCs w:val="20"/>
+              </w:rPr>
+              <w:t xml:space="preserve">Inexpensive, but Boberg assembles, secures, and governs everything — and owns the three risks above alone</w:t>
+            </w:r>
+          </w:p>
+        </w:tc>
+      </w:tr>
+      <w:tr>
+        <w:trPr>
+          <w:cantSplit/>
+        </w:trPr>
+        <w:tc>
+          <w:tcPr>
+            <w:tcW w:type="dxa" w:w="2269"/>
+            <w:tcBorders>
+              <w:top w:val="single" w:color="E9ECEF" w:sz="4"/>
+              <w:left w:val="single" w:color="E9ECEF" w:sz="4"/>
+              <w:bottom w:val="single" w:color="E9ECEF" w:sz="4"/>
+              <w:right w:val="single" w:color="E9ECEF" w:sz="4"/>
+            </w:tcBorders>
+            <w:shd w:fill="F8F9FA" w:val="clear"/>
+            <w:tcMar>
+              <w:top w:type="dxa" w:w="100"/>
+              <w:left w:type="dxa" w:w="140"/>
+              <w:bottom w:type="dxa" w:w="100"/>
+              <w:right w:type="dxa" w:w="140"/>
+            </w:tcMar>
+            <w:vAlign w:val="center"/>
+          </w:tcPr>
+          <w:p>
+            <w:pPr>
+              <w:jc w:val="left"/>
+            </w:pPr>
+            <w:r>
+              <w:rPr>
+                <w:rFonts w:ascii="Open Sans" w:cs="Open Sans" w:eastAsia="Open Sans" w:hAnsi="Open Sans"/>
+                <w:b w:val="false"/>
+                <w:bCs w:val="false"/>
+                <w:color w:val="59595B"/>
+                <w:sz w:val="20"/>
+                <w:szCs w:val="20"/>
+              </w:rPr>
+              <w:t xml:space="preserve">Hire in-house</w:t>
+            </w:r>
+          </w:p>
+        </w:tc>
+        <w:tc>
+          <w:tcPr>
+            <w:tcW w:type="dxa" w:w="7091"/>
+            <w:tcBorders>
+              <w:top w:val="single" w:color="E9ECEF" w:sz="4"/>
+              <w:left w:val="single" w:color="E9ECEF" w:sz="4"/>
+              <w:bottom w:val="single" w:color="E9ECEF" w:sz="4"/>
+              <w:right w:val="single" w:color="E9ECEF" w:sz="4"/>
+            </w:tcBorders>
+            <w:shd w:fill="F8F9FA" w:val="clear"/>
+            <w:tcMar>
+              <w:top w:type="dxa" w:w="100"/>
+              <w:left w:type="dxa" w:w="140"/>
+              <w:bottom w:type="dxa" w:w="100"/>
+              <w:right w:type="dxa" w:w="140"/>
+            </w:tcMar>
+            <w:vAlign w:val="center"/>
+          </w:tcPr>
+          <w:p>
+            <w:pPr>
+              <w:jc w:val="left"/>
+            </w:pPr>
+            <w:r>
+              <w:rPr>
+                <w:rFonts w:ascii="Open Sans" w:cs="Open Sans" w:eastAsia="Open Sans" w:hAnsi="Open Sans"/>
+                <w:b w:val="false"/>
+                <w:bCs w:val="false"/>
+                <w:color w:val="59595B"/>
+                <w:sz w:val="20"/>
+                <w:szCs w:val="20"/>
+              </w:rPr>
+              <w:t xml:space="preserve">A capable AI leader typically costs $180K+/year and is scarce, and one person cannot cover strategy, build, security, and governance</w:t>
+            </w:r>
+          </w:p>
+        </w:tc>
+      </w:tr>
+      <w:tr>
+        <w:trPr>
+          <w:cantSplit/>
+        </w:trPr>
+        <w:tc>
+          <w:tcPr>
+            <w:tcW w:type="dxa" w:w="2269"/>
+            <w:tcBorders>
+              <w:top w:val="single" w:color="E9ECEF" w:sz="4"/>
+              <w:left w:val="single" w:color="E9ECEF" w:sz="4"/>
+              <w:bottom w:val="single" w:color="E9ECEF" w:sz="4"/>
+              <w:right w:val="single" w:color="E9ECEF" w:sz="4"/>
+            </w:tcBorders>
+            <w:shd w:fill="FFFFFF" w:val="clear"/>
+            <w:tcMar>
+              <w:top w:type="dxa" w:w="100"/>
+              <w:left w:type="dxa" w:w="140"/>
+              <w:bottom w:type="dxa" w:w="100"/>
+              <w:right w:type="dxa" w:w="140"/>
+            </w:tcMar>
+            <w:vAlign w:val="center"/>
+          </w:tcPr>
+          <w:p>
+            <w:pPr>
+              <w:jc w:val="left"/>
+            </w:pPr>
+            <w:r>
+              <w:rPr>
+                <w:rFonts w:ascii="Open Sans" w:cs="Open Sans" w:eastAsia="Open Sans" w:hAnsi="Open Sans"/>
+                <w:b/>
+                <w:bCs/>
+                <w:color w:val="59595B"/>
+                <w:sz w:val="20"/>
+                <w:szCs w:val="20"/>
+              </w:rPr>
+              <w:t xml:space="preserve">Partner (Technijian)</w:t>
+            </w:r>
+          </w:p>
+        </w:tc>
+        <w:tc>
+          <w:tcPr>
+            <w:tcW w:type="dxa" w:w="7091"/>
+            <w:tcBorders>
+              <w:top w:val="single" w:color="E9ECEF" w:sz="4"/>
+              <w:left w:val="single" w:color="E9ECEF" w:sz="4"/>
+              <w:bottom w:val="single" w:color="E9ECEF" w:sz="4"/>
+              <w:right w:val="single" w:color="E9ECEF" w:sz="4"/>
+            </w:tcBorders>
+            <w:shd w:fill="FFFFFF" w:val="clear"/>
+            <w:tcMar>
+              <w:top w:type="dxa" w:w="100"/>
+              <w:left w:type="dxa" w:w="140"/>
+              <w:bottom w:type="dxa" w:w="100"/>
+              <w:right w:type="dxa" w:w="140"/>
+            </w:tcMar>
+            <w:vAlign w:val="center"/>
+          </w:tcPr>
+          <w:p>
+            <w:pPr>
+              <w:jc w:val="left"/>
+            </w:pPr>
+            <w:r>
+              <w:rPr>
+                <w:rFonts w:ascii="Open Sans" w:cs="Open Sans" w:eastAsia="Open Sans" w:hAnsi="Open Sans"/>
+                <w:b/>
+                <w:bCs/>
+                <w:color w:val="59595B"/>
+                <w:sz w:val="20"/>
+                <w:szCs w:val="20"/>
+              </w:rPr>
+              <w:t xml:space="preserve">Strategy, build, security, and governance in one team at a fraction of a hire — with proven builds and CISSP-led security</w:t>
+            </w:r>
+          </w:p>
+        </w:tc>
+      </w:tr>
+    </w:tbl>
+    <w:p>
+      <w:pPr>
+        <w:spacing w:after="140" w:before="100" w:line="320"/>
+        <w:jc w:val="both"/>
+      </w:pPr>
+      <w:r>
+        <w:rPr>
+          <w:rFonts w:ascii="Open Sans" w:cs="Open Sans" w:eastAsia="Open Sans" w:hAnsi="Open Sans"/>
+          <w:b w:val="false"/>
+          <w:bCs w:val="false"/>
+          <w:i/>
+          <w:iCs/>
+          <w:color w:val="59595B"/>
+          <w:sz w:val="18"/>
+          <w:szCs w:val="18"/>
+        </w:rPr>
+        <w:t xml:space="preserve">Sources cited in this section: MIT Sloan Management (AI literacy); Anthropic (AI system design); a widely-used five-stage AI maturity model (consistent with Gartner and Google Cloud frameworks); U.S. NIST AI Risk Management Framework. Full references in the Appendix.</w:t>
+      </w:r>
+    </w:p>
+    <w:p>
+      <w:pPr>
+        <w:pStyle w:val="Heading1"/>
+        <w:keepNext/>
+        <w:pageBreakBefore/>
+        <w:spacing w:after="120" w:before="0" w:line="240"/>
+      </w:pPr>
+      <w:r>
+        <w:rPr>
+          <w:rFonts w:ascii="Open Sans" w:cs="Open Sans" w:eastAsia="Open Sans" w:hAnsi="Open Sans"/>
+          <w:color w:val="FFFFFF"/>
+          <w:sz w:val="2"/>
+          <w:szCs w:val="2"/>
+        </w:rPr>
+        <w:t xml:space="preserve">10 — How AI Transforms Boberg's Bid &amp; Growth Engine</w:t>
+      </w:r>
+    </w:p>
+    <w:tbl>
+      <w:tblPr>
+        <w:tblW w:type="dxa" w:w="9360"/>
+        <w:tblBorders>
+          <w:top w:val="none" w:color="FFFFFF" w:sz="0"/>
+          <w:left w:val="none" w:color="FFFFFF" w:sz="0"/>
+          <w:bottom w:val="none" w:color="FFFFFF" w:sz="0"/>
+          <w:right w:val="none" w:color="FFFFFF" w:sz="0"/>
+          <w:insideH w:val="single" w:color="auto" w:sz="4"/>
+          <w:insideV w:val="single" w:color="auto" w:sz="4"/>
+        </w:tblBorders>
+      </w:tblPr>
+      <w:tblGrid>
+        <w:gridCol w:w="120"/>
+        <w:gridCol w:w="9240"/>
+      </w:tblGrid>
+      <w:tr>
+        <w:tc>
+          <w:tcPr>
+            <w:tcW w:type="dxa" w:w="120"/>
+            <w:tcBorders>
+              <w:top w:val="none" w:color="FFFFFF" w:sz="0"/>
+              <w:left w:val="none" w:color="FFFFFF" w:sz="0"/>
+              <w:bottom w:val="none" w:color="FFFFFF" w:sz="0"/>
+              <w:right w:val="none" w:color="FFFFFF" w:sz="0"/>
+            </w:tcBorders>
+            <w:shd w:fill="006DB6" w:val="clear"/>
+          </w:tcPr>
+          <w:p>
+            <w:r>
+              <w:t xml:space="preserve"/>
+            </w:r>
+          </w:p>
+        </w:tc>
+        <w:tc>
+          <w:tcPr>
+            <w:tcW w:type="dxa" w:w="9240"/>
+            <w:tcBorders>
+              <w:top w:val="none" w:color="FFFFFF" w:sz="0"/>
+              <w:left w:val="none" w:color="FFFFFF" w:sz="0"/>
+              <w:bottom w:val="none" w:color="FFFFFF" w:sz="0"/>
+              <w:right w:val="none" w:color="FFFFFF" w:sz="0"/>
+            </w:tcBorders>
+            <w:tcMar>
+              <w:top w:type="dxa" w:w="100"/>
+              <w:left w:type="dxa" w:w="200"/>
+              <w:bottom w:type="dxa" w:w="100"/>
+              <w:right w:type="dxa" w:w="0"/>
+            </w:tcMar>
+            <w:vAlign w:val="center"/>
+          </w:tcPr>
+          <w:p>
+            <w:r>
+              <w:rPr>
+                <w:rFonts w:ascii="Open Sans" w:cs="Open Sans" w:eastAsia="Open Sans" w:hAnsi="Open Sans"/>
+                <w:b/>
+                <w:bCs/>
+                <w:color w:val="006DB6"/>
+                <w:sz w:val="34"/>
+                <w:szCs w:val="34"/>
+              </w:rPr>
+              <w:t xml:space="preserve">10 — How AI Transforms Boberg's Bid &amp; Growth Engine</w:t>
             </w:r>
           </w:p>
         </w:tc>
@@ -8905,7 +11691,7 @@
           <w:sz w:val="18"/>
           <w:szCs w:val="18"/>
         </w:rPr>
-        <w:t xml:space="preserve">Figure 9.0 — Boberg AI Growth Engine: Inbound Authority · Outbound Intelligence · Internal Efficiency</w:t>
+        <w:t xml:space="preserve">Figure 10.0 — Boberg AI Growth Engine: Inbound Authority · Outbound Intelligence · Internal Efficiency</w:t>
       </w:r>
     </w:p>
     <w:p>
@@ -10603,17 +13389,10 @@
     </w:tbl>
     <w:p>
       <w:pPr>
-        <w:spacing w:after="0" w:before="100"/>
-      </w:pPr>
-      <w:r>
-        <w:t xml:space="preserve"/>
-      </w:r>
-    </w:p>
-    <w:p>
-      <w:pPr>
         <w:pStyle w:val="Heading1"/>
         <w:keepNext/>
-        <w:spacing w:after="120" w:before="480" w:line="240"/>
+        <w:pageBreakBefore/>
+        <w:spacing w:after="120" w:before="0" w:line="240"/>
       </w:pPr>
       <w:r>
         <w:rPr>
@@ -10622,7 +13401,7 @@
           <w:sz w:val="2"/>
           <w:szCs w:val="2"/>
         </w:rPr>
-        <w:t xml:space="preserve">10 — Business Impact &amp; Service Investment</w:t>
+        <w:t xml:space="preserve">11 — Business Impact &amp; Service Investment</w:t>
       </w:r>
     </w:p>
     <w:tbl>
@@ -10686,7 +13465,7 @@
                 <w:sz w:val="34"/>
                 <w:szCs w:val="34"/>
               </w:rPr>
-              <w:t xml:space="preserve">10 — Business Impact &amp; Service Investment</w:t>
+              <w:t xml:space="preserve">11 — Business Impact &amp; Service Investment</w:t>
             </w:r>
           </w:p>
         </w:tc>
@@ -12692,6 +15471,60 @@
           <w:sz w:val="26"/>
           <w:szCs w:val="26"/>
         </w:rPr>
+        <w:t xml:space="preserve">The Entry Offer — The 90-Day AI Bid-Visibility Pilot</w:t>
+      </w:r>
+    </w:p>
+    <w:p>
+      <w:pPr>
+        <w:spacing w:after="0" w:before="80"/>
+      </w:pPr>
+      <w:r>
+        <w:t xml:space="preserve"/>
+      </w:r>
+    </w:p>
+    <w:p>
+      <w:pPr>
+        <w:spacing w:after="140" w:before="0" w:line="320"/>
+        <w:jc w:val="both"/>
+      </w:pPr>
+      <w:r>
+        <w:rPr>
+          <w:rFonts w:ascii="Open Sans" w:cs="Open Sans" w:eastAsia="Open Sans" w:hAnsi="Open Sans"/>
+          <w:b w:val="false"/>
+          <w:bCs w:val="false"/>
+          <w:i w:val="false"/>
+          <w:iCs w:val="false"/>
+          <w:color w:val="59595B"/>
+          <w:sz w:val="22"/>
+          <w:szCs w:val="22"/>
+        </w:rPr>
+        <w:t xml:space="preserve">Start with one clearly-scoped, fixed-price program — not an open-ended engagement. The pilot stands up Boberg's AI-search presence, the pre-qualification authority that gets BBE onto more invite lists, and the bid-monitoring configuration — and proves the lift before any larger build (the My Dev Bid Intelligence Platform) is discussed.</w:t>
+      </w:r>
+    </w:p>
+    <w:p>
+      <w:pPr>
+        <w:spacing w:after="0" w:before="120"/>
+      </w:pPr>
+      <w:r>
+        <w:t xml:space="preserve"/>
+      </w:r>
+    </w:p>
+    <w:p>
+      <w:pPr>
+        <w:pStyle w:val="Heading2"/>
+        <w:keepNext/>
+        <w:keepLines/>
+        <w:spacing w:after="120" w:before="280"/>
+      </w:pPr>
+      <w:r>
+        <w:rPr>
+          <w:rFonts w:ascii="Open Sans" w:cs="Open Sans" w:eastAsia="Open Sans" w:hAnsi="Open Sans"/>
+          <w:b/>
+          <w:bCs/>
+          <w:color w:val="006DB6"/>
+          <w:sz w:val="26"/>
+          <w:szCs w:val="26"/>
+        </w:rPr>
         <w:t xml:space="preserve">Service Investment Map — Land and Expand</w:t>
       </w:r>
     </w:p>
@@ -12719,7 +15552,7 @@
           <w:sz w:val="20"/>
           <w:szCs w:val="20"/>
         </w:rPr>
-        <w:t xml:space="preserve">The investment is structured land-and-expand: the Entry Program is the easy yes — quick-win recurring services that pay for themselves fast, with no large up-front build. The Expansion adds the custom platform and deeper intelligence layer once the entry proves the lift.</w:t>
+        <w:t xml:space="preserve">The investment is structured land-and-expand: the 90-Day AI Bid-Visibility Pilot is the easy yes — quick-win recurring services that pay for themselves fast, with no large up-front build. The Expansion adds the custom platform and deeper intelligence layer once the entry proves the lift.</w:t>
       </w:r>
     </w:p>
     <w:p>
@@ -12929,7 +15762,7 @@
                 <w:sz w:val="20"/>
                 <w:szCs w:val="20"/>
               </w:rPr>
-              <w:t xml:space="preserve">ENTRY PROGRAM — Phase 1</w:t>
+              <w:t xml:space="preserve">THE 90-DAY AI BID-VISIBILITY PILOT — Phase 1</w:t>
             </w:r>
           </w:p>
         </w:tc>
@@ -14374,17 +17207,125 @@
     </w:p>
     <w:p>
       <w:pPr>
-        <w:spacing w:after="0" w:before="100"/>
+        <w:spacing w:after="0" w:before="160"/>
       </w:pPr>
       <w:r>
         <w:t xml:space="preserve"/>
       </w:r>
     </w:p>
+    <w:tbl>
+      <w:tblPr>
+        <w:tblW w:type="dxa" w:w="9360"/>
+        <w:tblBorders>
+          <w:top w:val="single" w:color="auto" w:sz="4"/>
+          <w:left w:val="single" w:color="auto" w:sz="4"/>
+          <w:bottom w:val="single" w:color="auto" w:sz="4"/>
+          <w:right w:val="single" w:color="auto" w:sz="4"/>
+          <w:insideH w:val="single" w:color="auto" w:sz="4"/>
+          <w:insideV w:val="single" w:color="auto" w:sz="4"/>
+        </w:tblBorders>
+      </w:tblPr>
+      <w:tblGrid>
+        <w:gridCol w:w="80"/>
+        <w:gridCol w:w="9280"/>
+      </w:tblGrid>
+      <w:tr>
+        <w:trPr>
+          <w:cantSplit/>
+        </w:trPr>
+        <w:tc>
+          <w:tcPr>
+            <w:tcW w:type="dxa" w:w="80"/>
+            <w:tcBorders>
+              <w:top w:val="none" w:color="FFFFFF" w:sz="0"/>
+              <w:left w:val="none" w:color="FFFFFF" w:sz="0"/>
+              <w:bottom w:val="none" w:color="FFFFFF" w:sz="0"/>
+              <w:right w:val="none" w:color="FFFFFF" w:sz="0"/>
+            </w:tcBorders>
+            <w:shd w:fill="F67D4B" w:val="clear"/>
+          </w:tcPr>
+          <w:p>
+            <w:r>
+              <w:t xml:space="preserve"/>
+            </w:r>
+          </w:p>
+        </w:tc>
+        <w:tc>
+          <w:tcPr>
+            <w:tcW w:type="dxa" w:w="9280"/>
+            <w:tcBorders>
+              <w:top w:val="none" w:color="FFFFFF" w:sz="0"/>
+              <w:left w:val="none" w:color="FFFFFF" w:sz="0"/>
+              <w:bottom w:val="none" w:color="FFFFFF" w:sz="0"/>
+              <w:right w:val="none" w:color="FFFFFF" w:sz="0"/>
+            </w:tcBorders>
+            <w:shd w:fill="F8F9FA" w:val="clear"/>
+            <w:tcMar>
+              <w:top w:type="dxa" w:w="160"/>
+              <w:left w:type="dxa" w:w="240"/>
+              <w:bottom w:type="dxa" w:w="160"/>
+              <w:right w:type="dxa" w:w="200"/>
+            </w:tcMar>
+          </w:tcPr>
+          <w:p>
+            <w:pPr>
+              <w:keepNext/>
+              <w:keepLines/>
+              <w:spacing w:after="80" w:before="80"/>
+            </w:pPr>
+            <w:r>
+              <w:rPr>
+                <w:rFonts w:ascii="Open Sans" w:cs="Open Sans" w:eastAsia="Open Sans" w:hAnsi="Open Sans"/>
+                <w:b/>
+                <w:bCs/>
+                <w:color w:val="F67D4B"/>
+                <w:sz w:val="22"/>
+                <w:szCs w:val="22"/>
+              </w:rPr>
+              <w:t xml:space="preserve">The Pilot Bar — and Our Commitment</w:t>
+            </w:r>
+          </w:p>
+          <w:p>
+            <w:pPr>
+              <w:keepNext/>
+              <w:keepLines/>
+              <w:spacing w:after="60" w:before="40" w:line="300"/>
+            </w:pPr>
+            <w:r>
+              <w:rPr>
+                <w:rFonts w:ascii="Open Sans" w:cs="Open Sans" w:eastAsia="Open Sans" w:hAnsi="Open Sans"/>
+                <w:color w:val="59595B"/>
+                <w:sz w:val="20"/>
+                <w:szCs w:val="20"/>
+              </w:rPr>
+              <w:t xml:space="preserve">Success metric: within 90 days, Boberg is the cited or top-ranked answer for at least one high-intent GC-estimator query (e.g. "commercial earthwork contractor Inland Empire" / "Corona grading contractor") in Google and at least one AI assistant (ChatGPT, Perplexity, or Copilot), AND bid-portal monitoring is live and delivering pre-scored project alerts to Chad.</w:t>
+            </w:r>
+          </w:p>
+          <w:p>
+            <w:pPr>
+              <w:keepNext w:val="false"/>
+              <w:keepLines/>
+              <w:spacing w:after="60" w:before="40" w:line="300"/>
+            </w:pPr>
+            <w:r>
+              <w:rPr>
+                <w:rFonts w:ascii="Open Sans" w:cs="Open Sans" w:eastAsia="Open Sans" w:hAnsi="Open Sans"/>
+                <w:color w:val="59595B"/>
+                <w:sz w:val="20"/>
+                <w:szCs w:val="20"/>
+              </w:rPr>
+              <w:t xml:space="preserve">Our commitment: the entry program is month-to-month, with no lock-in. If the pilot has not hit the metric above by day 90, you are under no obligation to continue — and we will tell you honestly whether it is worth it. You carry the upside, not the risk.</w:t>
+            </w:r>
+          </w:p>
+        </w:tc>
+      </w:tr>
+    </w:tbl>
     <w:p>
       <w:pPr>
         <w:pStyle w:val="Heading1"/>
         <w:keepNext/>
-        <w:spacing w:after="120" w:before="480" w:line="240"/>
+        <w:pageBreakBefore/>
+        <w:spacing w:after="120" w:before="0" w:line="240"/>
       </w:pPr>
       <w:r>
         <w:rPr>
@@ -14393,7 +17334,7 @@
           <w:sz w:val="2"/>
           <w:szCs w:val="2"/>
         </w:rPr>
-        <w:t xml:space="preserve">11 — Implementation Roadmap</w:t>
+        <w:t xml:space="preserve">12 — Implementation Roadmap</w:t>
       </w:r>
     </w:p>
     <w:tbl>
@@ -14457,7 +17398,7 @@
                 <w:sz w:val="34"/>
                 <w:szCs w:val="34"/>
               </w:rPr>
-              <w:t xml:space="preserve">11 — Implementation Roadmap</w:t>
+              <w:t xml:space="preserve">12 — Implementation Roadmap</w:t>
             </w:r>
           </w:p>
         </w:tc>
@@ -14577,7 +17518,7 @@
           <w:sz w:val="18"/>
           <w:szCs w:val="18"/>
         </w:rPr>
-        <w:t xml:space="preserve">Figure 11.0 — 270-Day Implementation Roadmap: Foundation → Intelligence → Growth</w:t>
+        <w:t xml:space="preserve">Figure 12.0 — 270-Day Implementation Roadmap: Foundation → Intelligence → Growth</w:t>
       </w:r>
     </w:p>
     <w:p>
@@ -15190,17 +18131,10 @@
     </w:tbl>
     <w:p>
       <w:pPr>
-        <w:spacing w:after="0" w:before="100"/>
-      </w:pPr>
-      <w:r>
-        <w:t xml:space="preserve"/>
-      </w:r>
-    </w:p>
-    <w:p>
-      <w:pPr>
         <w:pStyle w:val="Heading1"/>
         <w:keepNext/>
-        <w:spacing w:after="120" w:before="480" w:line="240"/>
+        <w:pageBreakBefore/>
+        <w:spacing w:after="120" w:before="0" w:line="240"/>
       </w:pPr>
       <w:r>
         <w:rPr>
@@ -15209,7 +18143,7 @@
           <w:sz w:val="2"/>
           <w:szCs w:val="2"/>
         </w:rPr>
-        <w:t xml:space="preserve">12 — Quick Wins: Week 1, No Contract Required</w:t>
+        <w:t xml:space="preserve">13 — Quick Wins: Week 1, No Contract Required</w:t>
       </w:r>
     </w:p>
     <w:tbl>
@@ -15273,7 +18207,7 @@
                 <w:sz w:val="34"/>
                 <w:szCs w:val="34"/>
               </w:rPr>
-              <w:t xml:space="preserve">12 — Quick Wins: Week 1, No Contract Required</w:t>
+              <w:t xml:space="preserve">13 — Quick Wins: Week 1, No Contract Required</w:t>
             </w:r>
           </w:p>
         </w:tc>
@@ -16351,17 +19285,10 @@
     </w:tbl>
     <w:p>
       <w:pPr>
-        <w:spacing w:after="0" w:before="100"/>
-      </w:pPr>
-      <w:r>
-        <w:t xml:space="preserve"/>
-      </w:r>
-    </w:p>
-    <w:p>
-      <w:pPr>
         <w:pStyle w:val="Heading1"/>
         <w:keepNext/>
-        <w:spacing w:after="120" w:before="480" w:line="240"/>
+        <w:pageBreakBefore/>
+        <w:spacing w:after="120" w:before="0" w:line="240"/>
       </w:pPr>
       <w:r>
         <w:rPr>
@@ -16370,7 +19297,7 @@
           <w:sz w:val="2"/>
           <w:szCs w:val="2"/>
         </w:rPr>
-        <w:t xml:space="preserve">13 — Conclusion &amp; Next Step</w:t>
+        <w:t xml:space="preserve">14 — Questions We Usually Get</w:t>
       </w:r>
     </w:p>
     <w:tbl>
@@ -16434,7 +19361,669 @@
                 <w:sz w:val="34"/>
                 <w:szCs w:val="34"/>
               </w:rPr>
-              <w:t xml:space="preserve">13 — Conclusion &amp; Next Step</w:t>
+              <w:t xml:space="preserve">14 — Questions We Usually Get</w:t>
+            </w:r>
+          </w:p>
+        </w:tc>
+      </w:tr>
+    </w:tbl>
+    <w:p>
+      <w:pPr>
+        <w:spacing w:after="0" w:before="160"/>
+      </w:pPr>
+      <w:r>
+        <w:t xml:space="preserve"/>
+      </w:r>
+    </w:p>
+    <w:p>
+      <w:pPr>
+        <w:spacing w:after="140" w:before="0" w:line="320"/>
+        <w:jc w:val="both"/>
+      </w:pPr>
+      <w:r>
+        <w:rPr>
+          <w:rFonts w:ascii="Open Sans" w:cs="Open Sans" w:eastAsia="Open Sans" w:hAnsi="Open Sans"/>
+          <w:b w:val="false"/>
+          <w:bCs w:val="false"/>
+          <w:i w:val="false"/>
+          <w:iCs w:val="false"/>
+          <w:color w:val="59595B"/>
+          <w:sz w:val="22"/>
+          <w:szCs w:val="22"/>
+        </w:rPr>
+        <w:t xml:space="preserve">The honest answers to the questions Boberg leadership is most likely asking right now.</w:t>
+      </w:r>
+    </w:p>
+    <w:p>
+      <w:pPr>
+        <w:spacing w:after="0" w:before="120"/>
+      </w:pPr>
+      <w:r>
+        <w:t xml:space="preserve"/>
+      </w:r>
+    </w:p>
+    <w:tbl>
+      <w:tblPr>
+        <w:tblW w:type="dxa" w:w="9360"/>
+        <w:tblBorders>
+          <w:top w:val="single" w:color="auto" w:sz="4"/>
+          <w:left w:val="single" w:color="auto" w:sz="4"/>
+          <w:bottom w:val="single" w:color="auto" w:sz="4"/>
+          <w:right w:val="single" w:color="auto" w:sz="4"/>
+          <w:insideH w:val="single" w:color="auto" w:sz="4"/>
+          <w:insideV w:val="single" w:color="auto" w:sz="4"/>
+        </w:tblBorders>
+      </w:tblPr>
+      <w:tblGrid>
+        <w:gridCol w:w="3510"/>
+        <w:gridCol w:w="5850"/>
+      </w:tblGrid>
+      <w:tr>
+        <w:trPr>
+          <w:cantSplit/>
+          <w:tblHeader/>
+        </w:trPr>
+        <w:tc>
+          <w:tcPr>
+            <w:tcW w:type="dxa" w:w="3510"/>
+            <w:tcBorders>
+              <w:top w:val="single" w:color="E9ECEF" w:sz="4"/>
+              <w:left w:val="single" w:color="E9ECEF" w:sz="4"/>
+              <w:bottom w:val="single" w:color="E9ECEF" w:sz="4"/>
+              <w:right w:val="single" w:color="E9ECEF" w:sz="4"/>
+            </w:tcBorders>
+            <w:shd w:fill="006DB6" w:val="clear"/>
+            <w:tcMar>
+              <w:top w:type="dxa" w:w="120"/>
+              <w:left w:type="dxa" w:w="140"/>
+              <w:bottom w:type="dxa" w:w="120"/>
+              <w:right w:type="dxa" w:w="140"/>
+            </w:tcMar>
+            <w:vAlign w:val="center"/>
+          </w:tcPr>
+          <w:p>
+            <w:pPr>
+              <w:jc w:val="left"/>
+            </w:pPr>
+            <w:r>
+              <w:rPr>
+                <w:rFonts w:ascii="Open Sans" w:cs="Open Sans" w:eastAsia="Open Sans" w:hAnsi="Open Sans"/>
+                <w:b/>
+                <w:bCs/>
+                <w:color w:val="FFFFFF"/>
+                <w:sz w:val="20"/>
+                <w:szCs w:val="20"/>
+              </w:rPr>
+              <w:t xml:space="preserve">Question</w:t>
+            </w:r>
+          </w:p>
+        </w:tc>
+        <w:tc>
+          <w:tcPr>
+            <w:tcW w:type="dxa" w:w="5850"/>
+            <w:tcBorders>
+              <w:top w:val="single" w:color="E9ECEF" w:sz="4"/>
+              <w:left w:val="single" w:color="E9ECEF" w:sz="4"/>
+              <w:bottom w:val="single" w:color="E9ECEF" w:sz="4"/>
+              <w:right w:val="single" w:color="E9ECEF" w:sz="4"/>
+            </w:tcBorders>
+            <w:shd w:fill="006DB6" w:val="clear"/>
+            <w:tcMar>
+              <w:top w:type="dxa" w:w="120"/>
+              <w:left w:type="dxa" w:w="140"/>
+              <w:bottom w:type="dxa" w:w="120"/>
+              <w:right w:type="dxa" w:w="140"/>
+            </w:tcMar>
+            <w:vAlign w:val="center"/>
+          </w:tcPr>
+          <w:p>
+            <w:pPr>
+              <w:jc w:val="left"/>
+            </w:pPr>
+            <w:r>
+              <w:rPr>
+                <w:rFonts w:ascii="Open Sans" w:cs="Open Sans" w:eastAsia="Open Sans" w:hAnsi="Open Sans"/>
+                <w:b/>
+                <w:bCs/>
+                <w:color w:val="FFFFFF"/>
+                <w:sz w:val="20"/>
+                <w:szCs w:val="20"/>
+              </w:rPr>
+              <w:t xml:space="preserve">Our Honest Answer</w:t>
+            </w:r>
+          </w:p>
+        </w:tc>
+      </w:tr>
+      <w:tr>
+        <w:trPr>
+          <w:cantSplit/>
+        </w:trPr>
+        <w:tc>
+          <w:tcPr>
+            <w:tcW w:type="dxa" w:w="3510"/>
+            <w:tcBorders>
+              <w:top w:val="single" w:color="E9ECEF" w:sz="4"/>
+              <w:left w:val="single" w:color="E9ECEF" w:sz="4"/>
+              <w:bottom w:val="single" w:color="E9ECEF" w:sz="4"/>
+              <w:right w:val="single" w:color="E9ECEF" w:sz="4"/>
+            </w:tcBorders>
+            <w:shd w:fill="FFFFFF" w:val="clear"/>
+            <w:tcMar>
+              <w:top w:type="dxa" w:w="100"/>
+              <w:left w:type="dxa" w:w="140"/>
+              <w:bottom w:type="dxa" w:w="100"/>
+              <w:right w:type="dxa" w:w="140"/>
+            </w:tcMar>
+            <w:vAlign w:val="center"/>
+          </w:tcPr>
+          <w:p>
+            <w:pPr>
+              <w:jc w:val="left"/>
+            </w:pPr>
+            <w:r>
+              <w:rPr>
+                <w:rFonts w:ascii="Open Sans" w:cs="Open Sans" w:eastAsia="Open Sans" w:hAnsi="Open Sans"/>
+                <w:b/>
+                <w:bCs/>
+                <w:color w:val="59595B"/>
+                <w:sz w:val="20"/>
+                <w:szCs w:val="20"/>
+              </w:rPr>
+              <w:t xml:space="preserve">We already work with a marketing or web person. Why add Technijian?</w:t>
+            </w:r>
+          </w:p>
+        </w:tc>
+        <w:tc>
+          <w:tcPr>
+            <w:tcW w:type="dxa" w:w="5850"/>
+            <w:tcBorders>
+              <w:top w:val="single" w:color="E9ECEF" w:sz="4"/>
+              <w:left w:val="single" w:color="E9ECEF" w:sz="4"/>
+              <w:bottom w:val="single" w:color="E9ECEF" w:sz="4"/>
+              <w:right w:val="single" w:color="E9ECEF" w:sz="4"/>
+            </w:tcBorders>
+            <w:shd w:fill="FFFFFF" w:val="clear"/>
+            <w:tcMar>
+              <w:top w:type="dxa" w:w="100"/>
+              <w:left w:type="dxa" w:w="140"/>
+              <w:bottom w:type="dxa" w:w="100"/>
+              <w:right w:type="dxa" w:w="140"/>
+            </w:tcMar>
+            <w:vAlign w:val="center"/>
+          </w:tcPr>
+          <w:p>
+            <w:pPr>
+              <w:jc w:val="left"/>
+            </w:pPr>
+            <w:r>
+              <w:rPr>
+                <w:rFonts w:ascii="Open Sans" w:cs="Open Sans" w:eastAsia="Open Sans" w:hAnsi="Open Sans"/>
+                <w:b w:val="false"/>
+                <w:bCs w:val="false"/>
+                <w:color w:val="59595B"/>
+                <w:sz w:val="20"/>
+                <w:szCs w:val="20"/>
+              </w:rPr>
+              <w:t xml:space="preserve">Keep them — if traditional web and SEO work is being done, this sits alongside it. We add the layer most general agencies do not: AI-search optimization (GEO) so estimators' AI tools cite Boberg, plus bid-portal intelligence, account dossiers, and proposal automation no marketing firm provides. We run alongside your existing help, not over it.</w:t>
+            </w:r>
+          </w:p>
+        </w:tc>
+      </w:tr>
+      <w:tr>
+        <w:trPr>
+          <w:cantSplit/>
+        </w:trPr>
+        <w:tc>
+          <w:tcPr>
+            <w:tcW w:type="dxa" w:w="3510"/>
+            <w:tcBorders>
+              <w:top w:val="single" w:color="E9ECEF" w:sz="4"/>
+              <w:left w:val="single" w:color="E9ECEF" w:sz="4"/>
+              <w:bottom w:val="single" w:color="E9ECEF" w:sz="4"/>
+              <w:right w:val="single" w:color="E9ECEF" w:sz="4"/>
+            </w:tcBorders>
+            <w:shd w:fill="F8F9FA" w:val="clear"/>
+            <w:tcMar>
+              <w:top w:type="dxa" w:w="100"/>
+              <w:left w:type="dxa" w:w="140"/>
+              <w:bottom w:type="dxa" w:w="100"/>
+              <w:right w:type="dxa" w:w="140"/>
+            </w:tcMar>
+            <w:vAlign w:val="center"/>
+          </w:tcPr>
+          <w:p>
+            <w:pPr>
+              <w:jc w:val="left"/>
+            </w:pPr>
+            <w:r>
+              <w:rPr>
+                <w:rFonts w:ascii="Open Sans" w:cs="Open Sans" w:eastAsia="Open Sans" w:hAnsi="Open Sans"/>
+                <w:b/>
+                <w:bCs/>
+                <w:color w:val="59595B"/>
+                <w:sz w:val="20"/>
+                <w:szCs w:val="20"/>
+              </w:rPr>
+              <w:t xml:space="preserve">Isn't AI mostly hype right now?</w:t>
+            </w:r>
+          </w:p>
+        </w:tc>
+        <w:tc>
+          <w:tcPr>
+            <w:tcW w:type="dxa" w:w="5850"/>
+            <w:tcBorders>
+              <w:top w:val="single" w:color="E9ECEF" w:sz="4"/>
+              <w:left w:val="single" w:color="E9ECEF" w:sz="4"/>
+              <w:bottom w:val="single" w:color="E9ECEF" w:sz="4"/>
+              <w:right w:val="single" w:color="E9ECEF" w:sz="4"/>
+            </w:tcBorders>
+            <w:shd w:fill="F8F9FA" w:val="clear"/>
+            <w:tcMar>
+              <w:top w:type="dxa" w:w="100"/>
+              <w:left w:type="dxa" w:w="140"/>
+              <w:bottom w:type="dxa" w:w="100"/>
+              <w:right w:type="dxa" w:w="140"/>
+            </w:tcMar>
+            <w:vAlign w:val="center"/>
+          </w:tcPr>
+          <w:p>
+            <w:pPr>
+              <w:jc w:val="left"/>
+            </w:pPr>
+            <w:r>
+              <w:rPr>
+                <w:rFonts w:ascii="Open Sans" w:cs="Open Sans" w:eastAsia="Open Sans" w:hAnsi="Open Sans"/>
+                <w:b w:val="false"/>
+                <w:bCs w:val="false"/>
+                <w:color w:val="59595B"/>
+                <w:sz w:val="20"/>
+                <w:szCs w:val="20"/>
+              </w:rPr>
+              <w:t xml:space="preserve">A lot of it is. That is why this blueprint starts with simple, proven automations that pay back fast — proposal drafting, bid-portal alerts, authority content — not autonomous "agents" running your bids. We use the simplest tool that works, measure it, and only expand what earns its place.</w:t>
+            </w:r>
+          </w:p>
+        </w:tc>
+      </w:tr>
+      <w:tr>
+        <w:trPr>
+          <w:cantSplit/>
+        </w:trPr>
+        <w:tc>
+          <w:tcPr>
+            <w:tcW w:type="dxa" w:w="3510"/>
+            <w:tcBorders>
+              <w:top w:val="single" w:color="E9ECEF" w:sz="4"/>
+              <w:left w:val="single" w:color="E9ECEF" w:sz="4"/>
+              <w:bottom w:val="single" w:color="E9ECEF" w:sz="4"/>
+              <w:right w:val="single" w:color="E9ECEF" w:sz="4"/>
+            </w:tcBorders>
+            <w:shd w:fill="FFFFFF" w:val="clear"/>
+            <w:tcMar>
+              <w:top w:type="dxa" w:w="100"/>
+              <w:left w:type="dxa" w:w="140"/>
+              <w:bottom w:type="dxa" w:w="100"/>
+              <w:right w:type="dxa" w:w="140"/>
+            </w:tcMar>
+            <w:vAlign w:val="center"/>
+          </w:tcPr>
+          <w:p>
+            <w:pPr>
+              <w:jc w:val="left"/>
+            </w:pPr>
+            <w:r>
+              <w:rPr>
+                <w:rFonts w:ascii="Open Sans" w:cs="Open Sans" w:eastAsia="Open Sans" w:hAnsi="Open Sans"/>
+                <w:b/>
+                <w:bCs/>
+                <w:color w:val="59595B"/>
+                <w:sz w:val="20"/>
+                <w:szCs w:val="20"/>
+              </w:rPr>
+              <w:t xml:space="preserve">Is our data — bid pricing, GC relationships, project history — safe?</w:t>
+            </w:r>
+          </w:p>
+        </w:tc>
+        <w:tc>
+          <w:tcPr>
+            <w:tcW w:type="dxa" w:w="5850"/>
+            <w:tcBorders>
+              <w:top w:val="single" w:color="E9ECEF" w:sz="4"/>
+              <w:left w:val="single" w:color="E9ECEF" w:sz="4"/>
+              <w:bottom w:val="single" w:color="E9ECEF" w:sz="4"/>
+              <w:right w:val="single" w:color="E9ECEF" w:sz="4"/>
+            </w:tcBorders>
+            <w:shd w:fill="FFFFFF" w:val="clear"/>
+            <w:tcMar>
+              <w:top w:type="dxa" w:w="100"/>
+              <w:left w:type="dxa" w:w="140"/>
+              <w:bottom w:type="dxa" w:w="100"/>
+              <w:right w:type="dxa" w:w="140"/>
+            </w:tcMar>
+            <w:vAlign w:val="center"/>
+          </w:tcPr>
+          <w:p>
+            <w:pPr>
+              <w:jc w:val="left"/>
+            </w:pPr>
+            <w:r>
+              <w:rPr>
+                <w:rFonts w:ascii="Open Sans" w:cs="Open Sans" w:eastAsia="Open Sans" w:hAnsi="Open Sans"/>
+                <w:b w:val="false"/>
+                <w:bCs w:val="false"/>
+                <w:color w:val="59595B"/>
+                <w:sz w:val="20"/>
+                <w:szCs w:val="20"/>
+              </w:rPr>
+              <w:t xml:space="preserve">Yes. Sensitive data never touches a public AI model; we deploy private, governed systems with human review on anything client-facing or contractually binding, led by a CISSP-certified team. Data governance is part of the complimentary Nexus Assess in the entry program.</w:t>
+            </w:r>
+          </w:p>
+        </w:tc>
+      </w:tr>
+      <w:tr>
+        <w:trPr>
+          <w:cantSplit/>
+        </w:trPr>
+        <w:tc>
+          <w:tcPr>
+            <w:tcW w:type="dxa" w:w="3510"/>
+            <w:tcBorders>
+              <w:top w:val="single" w:color="E9ECEF" w:sz="4"/>
+              <w:left w:val="single" w:color="E9ECEF" w:sz="4"/>
+              <w:bottom w:val="single" w:color="E9ECEF" w:sz="4"/>
+              <w:right w:val="single" w:color="E9ECEF" w:sz="4"/>
+            </w:tcBorders>
+            <w:shd w:fill="F8F9FA" w:val="clear"/>
+            <w:tcMar>
+              <w:top w:type="dxa" w:w="100"/>
+              <w:left w:type="dxa" w:w="140"/>
+              <w:bottom w:type="dxa" w:w="100"/>
+              <w:right w:type="dxa" w:w="140"/>
+            </w:tcMar>
+            <w:vAlign w:val="center"/>
+          </w:tcPr>
+          <w:p>
+            <w:pPr>
+              <w:jc w:val="left"/>
+            </w:pPr>
+            <w:r>
+              <w:rPr>
+                <w:rFonts w:ascii="Open Sans" w:cs="Open Sans" w:eastAsia="Open Sans" w:hAnsi="Open Sans"/>
+                <w:b/>
+                <w:bCs/>
+                <w:color w:val="59595B"/>
+                <w:sz w:val="20"/>
+                <w:szCs w:val="20"/>
+              </w:rPr>
+              <w:t xml:space="preserve">We're a lean shop. Do we have the bandwidth to manage this?</w:t>
+            </w:r>
+          </w:p>
+        </w:tc>
+        <w:tc>
+          <w:tcPr>
+            <w:tcW w:type="dxa" w:w="5850"/>
+            <w:tcBorders>
+              <w:top w:val="single" w:color="E9ECEF" w:sz="4"/>
+              <w:left w:val="single" w:color="E9ECEF" w:sz="4"/>
+              <w:bottom w:val="single" w:color="E9ECEF" w:sz="4"/>
+              <w:right w:val="single" w:color="E9ECEF" w:sz="4"/>
+            </w:tcBorders>
+            <w:shd w:fill="F8F9FA" w:val="clear"/>
+            <w:tcMar>
+              <w:top w:type="dxa" w:w="100"/>
+              <w:left w:type="dxa" w:w="140"/>
+              <w:bottom w:type="dxa" w:w="100"/>
+              <w:right w:type="dxa" w:w="140"/>
+            </w:tcMar>
+            <w:vAlign w:val="center"/>
+          </w:tcPr>
+          <w:p>
+            <w:pPr>
+              <w:jc w:val="left"/>
+            </w:pPr>
+            <w:r>
+              <w:rPr>
+                <w:rFonts w:ascii="Open Sans" w:cs="Open Sans" w:eastAsia="Open Sans" w:hAnsi="Open Sans"/>
+                <w:b w:val="false"/>
+                <w:bCs w:val="false"/>
+                <w:color w:val="59595B"/>
+                <w:sz w:val="20"/>
+                <w:szCs w:val="20"/>
+              </w:rPr>
+              <w:t xml:space="preserve">The point is the opposite — to give your estimators back hours, not add work. Technijian runs the build and the cadence; your involvement is a short monthly strategy session plus reviewing what we draft. The fractional advisor model means no new hire to manage.</w:t>
+            </w:r>
+          </w:p>
+        </w:tc>
+      </w:tr>
+      <w:tr>
+        <w:trPr>
+          <w:cantSplit/>
+        </w:trPr>
+        <w:tc>
+          <w:tcPr>
+            <w:tcW w:type="dxa" w:w="3510"/>
+            <w:tcBorders>
+              <w:top w:val="single" w:color="E9ECEF" w:sz="4"/>
+              <w:left w:val="single" w:color="E9ECEF" w:sz="4"/>
+              <w:bottom w:val="single" w:color="E9ECEF" w:sz="4"/>
+              <w:right w:val="single" w:color="E9ECEF" w:sz="4"/>
+            </w:tcBorders>
+            <w:shd w:fill="FFFFFF" w:val="clear"/>
+            <w:tcMar>
+              <w:top w:type="dxa" w:w="100"/>
+              <w:left w:type="dxa" w:w="140"/>
+              <w:bottom w:type="dxa" w:w="100"/>
+              <w:right w:type="dxa" w:w="140"/>
+            </w:tcMar>
+            <w:vAlign w:val="center"/>
+          </w:tcPr>
+          <w:p>
+            <w:pPr>
+              <w:jc w:val="left"/>
+            </w:pPr>
+            <w:r>
+              <w:rPr>
+                <w:rFonts w:ascii="Open Sans" w:cs="Open Sans" w:eastAsia="Open Sans" w:hAnsi="Open Sans"/>
+                <w:b/>
+                <w:bCs/>
+                <w:color w:val="59595B"/>
+                <w:sz w:val="20"/>
+                <w:szCs w:val="20"/>
+              </w:rPr>
+              <w:t xml:space="preserve">What if it doesn't work?</w:t>
+            </w:r>
+          </w:p>
+        </w:tc>
+        <w:tc>
+          <w:tcPr>
+            <w:tcW w:type="dxa" w:w="5850"/>
+            <w:tcBorders>
+              <w:top w:val="single" w:color="E9ECEF" w:sz="4"/>
+              <w:left w:val="single" w:color="E9ECEF" w:sz="4"/>
+              <w:bottom w:val="single" w:color="E9ECEF" w:sz="4"/>
+              <w:right w:val="single" w:color="E9ECEF" w:sz="4"/>
+            </w:tcBorders>
+            <w:shd w:fill="FFFFFF" w:val="clear"/>
+            <w:tcMar>
+              <w:top w:type="dxa" w:w="100"/>
+              <w:left w:type="dxa" w:w="140"/>
+              <w:bottom w:type="dxa" w:w="100"/>
+              <w:right w:type="dxa" w:w="140"/>
+            </w:tcMar>
+            <w:vAlign w:val="center"/>
+          </w:tcPr>
+          <w:p>
+            <w:pPr>
+              <w:jc w:val="left"/>
+            </w:pPr>
+            <w:r>
+              <w:rPr>
+                <w:rFonts w:ascii="Open Sans" w:cs="Open Sans" w:eastAsia="Open Sans" w:hAnsi="Open Sans"/>
+                <w:b w:val="false"/>
+                <w:bCs w:val="false"/>
+                <w:color w:val="59595B"/>
+                <w:sz w:val="20"/>
+                <w:szCs w:val="20"/>
+              </w:rPr>
+              <w:t xml:space="preserve">The entry program is a fixed-price 90-day pilot with a defined success metric (Section 11), month-to-month with no lock-in. If it has not moved the needle by day 90, you are under no obligation to continue — and we will tell you honestly whether it is worth it.</w:t>
+            </w:r>
+          </w:p>
+        </w:tc>
+      </w:tr>
+      <w:tr>
+        <w:trPr>
+          <w:cantSplit/>
+        </w:trPr>
+        <w:tc>
+          <w:tcPr>
+            <w:tcW w:type="dxa" w:w="3510"/>
+            <w:tcBorders>
+              <w:top w:val="single" w:color="E9ECEF" w:sz="4"/>
+              <w:left w:val="single" w:color="E9ECEF" w:sz="4"/>
+              <w:bottom w:val="single" w:color="E9ECEF" w:sz="4"/>
+              <w:right w:val="single" w:color="E9ECEF" w:sz="4"/>
+            </w:tcBorders>
+            <w:shd w:fill="F8F9FA" w:val="clear"/>
+            <w:tcMar>
+              <w:top w:type="dxa" w:w="100"/>
+              <w:left w:type="dxa" w:w="140"/>
+              <w:bottom w:type="dxa" w:w="100"/>
+              <w:right w:type="dxa" w:w="140"/>
+            </w:tcMar>
+            <w:vAlign w:val="center"/>
+          </w:tcPr>
+          <w:p>
+            <w:pPr>
+              <w:jc w:val="left"/>
+            </w:pPr>
+            <w:r>
+              <w:rPr>
+                <w:rFonts w:ascii="Open Sans" w:cs="Open Sans" w:eastAsia="Open Sans" w:hAnsi="Open Sans"/>
+                <w:b/>
+                <w:bCs/>
+                <w:color w:val="59595B"/>
+                <w:sz w:val="20"/>
+                <w:szCs w:val="20"/>
+              </w:rPr>
+              <w:t xml:space="preserve">What does it really cost?</w:t>
+            </w:r>
+          </w:p>
+        </w:tc>
+        <w:tc>
+          <w:tcPr>
+            <w:tcW w:type="dxa" w:w="5850"/>
+            <w:tcBorders>
+              <w:top w:val="single" w:color="E9ECEF" w:sz="4"/>
+              <w:left w:val="single" w:color="E9ECEF" w:sz="4"/>
+              <w:bottom w:val="single" w:color="E9ECEF" w:sz="4"/>
+              <w:right w:val="single" w:color="E9ECEF" w:sz="4"/>
+            </w:tcBorders>
+            <w:shd w:fill="F8F9FA" w:val="clear"/>
+            <w:tcMar>
+              <w:top w:type="dxa" w:w="100"/>
+              <w:left w:type="dxa" w:w="140"/>
+              <w:bottom w:type="dxa" w:w="100"/>
+              <w:right w:type="dxa" w:w="140"/>
+            </w:tcMar>
+            <w:vAlign w:val="center"/>
+          </w:tcPr>
+          <w:p>
+            <w:pPr>
+              <w:jc w:val="left"/>
+            </w:pPr>
+            <w:r>
+              <w:rPr>
+                <w:rFonts w:ascii="Open Sans" w:cs="Open Sans" w:eastAsia="Open Sans" w:hAnsi="Open Sans"/>
+                <w:b w:val="false"/>
+                <w:bCs w:val="false"/>
+                <w:color w:val="59595B"/>
+                <w:sz w:val="20"/>
+                <w:szCs w:val="20"/>
+              </w:rPr>
+              <w:t xml:space="preserve">The entry program — the 90-Day AI Bid-Visibility Pilot — is about $35.6K for Year 1 at published rates: no hidden fees, no large up-front build. The full engine (the custom Bid Intelligence Platform and deeper intelligence) is profiled in Section 11, but only after the pilot proves the lift.</w:t>
+            </w:r>
+          </w:p>
+        </w:tc>
+      </w:tr>
+    </w:tbl>
+    <w:p>
+      <w:pPr>
+        <w:pStyle w:val="Heading1"/>
+        <w:keepNext/>
+        <w:pageBreakBefore/>
+        <w:spacing w:after="120" w:before="0" w:line="240"/>
+      </w:pPr>
+      <w:r>
+        <w:rPr>
+          <w:rFonts w:ascii="Open Sans" w:cs="Open Sans" w:eastAsia="Open Sans" w:hAnsi="Open Sans"/>
+          <w:color w:val="FFFFFF"/>
+          <w:sz w:val="2"/>
+          <w:szCs w:val="2"/>
+        </w:rPr>
+        <w:t xml:space="preserve">15 — Conclusion &amp; Next Step</w:t>
+      </w:r>
+    </w:p>
+    <w:tbl>
+      <w:tblPr>
+        <w:tblW w:type="dxa" w:w="9360"/>
+        <w:tblBorders>
+          <w:top w:val="none" w:color="FFFFFF" w:sz="0"/>
+          <w:left w:val="none" w:color="FFFFFF" w:sz="0"/>
+          <w:bottom w:val="none" w:color="FFFFFF" w:sz="0"/>
+          <w:right w:val="none" w:color="FFFFFF" w:sz="0"/>
+          <w:insideH w:val="single" w:color="auto" w:sz="4"/>
+          <w:insideV w:val="single" w:color="auto" w:sz="4"/>
+        </w:tblBorders>
+      </w:tblPr>
+      <w:tblGrid>
+        <w:gridCol w:w="120"/>
+        <w:gridCol w:w="9240"/>
+      </w:tblGrid>
+      <w:tr>
+        <w:tc>
+          <w:tcPr>
+            <w:tcW w:type="dxa" w:w="120"/>
+            <w:tcBorders>
+              <w:top w:val="none" w:color="FFFFFF" w:sz="0"/>
+              <w:left w:val="none" w:color="FFFFFF" w:sz="0"/>
+              <w:bottom w:val="none" w:color="FFFFFF" w:sz="0"/>
+              <w:right w:val="none" w:color="FFFFFF" w:sz="0"/>
+            </w:tcBorders>
+            <w:shd w:fill="006DB6" w:val="clear"/>
+          </w:tcPr>
+          <w:p>
+            <w:r>
+              <w:t xml:space="preserve"/>
+            </w:r>
+          </w:p>
+        </w:tc>
+        <w:tc>
+          <w:tcPr>
+            <w:tcW w:type="dxa" w:w="9240"/>
+            <w:tcBorders>
+              <w:top w:val="none" w:color="FFFFFF" w:sz="0"/>
+              <w:left w:val="none" w:color="FFFFFF" w:sz="0"/>
+              <w:bottom w:val="none" w:color="FFFFFF" w:sz="0"/>
+              <w:right w:val="none" w:color="FFFFFF" w:sz="0"/>
+            </w:tcBorders>
+            <w:tcMar>
+              <w:top w:type="dxa" w:w="100"/>
+              <w:left w:type="dxa" w:w="200"/>
+              <w:bottom w:type="dxa" w:w="100"/>
+              <w:right w:type="dxa" w:w="0"/>
+            </w:tcMar>
+            <w:vAlign w:val="center"/>
+          </w:tcPr>
+          <w:p>
+            <w:r>
+              <w:rPr>
+                <w:rFonts w:ascii="Open Sans" w:cs="Open Sans" w:eastAsia="Open Sans" w:hAnsi="Open Sans"/>
+                <w:b/>
+                <w:bCs/>
+                <w:color w:val="006DB6"/>
+                <w:sz w:val="34"/>
+                <w:szCs w:val="34"/>
+              </w:rPr>
+              <w:t xml:space="preserve">15 — Conclusion &amp; Next Step</w:t>
             </w:r>
           </w:p>
         </w:tc>
@@ -16502,7 +20091,7 @@
           <w:sz w:val="22"/>
           <w:szCs w:val="22"/>
         </w:rPr>
-        <w:t xml:space="preserve">The first step is a 30-minute conversation. Technijian will review Boberg's current bid pipeline, target GC list, and field capacity — and deliver a calibrated first-year plan with real numbers before any commitment is made. The full 30-page blueprint is available on request.</w:t>
+        <w:t xml:space="preserve">The first step is a 30-minute conversation. Technijian will review Boberg's current bid pipeline, target GC list, and field capacity — and deliver a calibrated first-year plan with real numbers before any commitment is made. The full blueprint is available on request.</w:t>
       </w:r>
     </w:p>
     <w:p>
@@ -16622,17 +20211,10 @@
     </w:tbl>
     <w:p>
       <w:pPr>
-        <w:spacing w:after="0" w:before="100"/>
-      </w:pPr>
-      <w:r>
-        <w:t xml:space="preserve"/>
-      </w:r>
-    </w:p>
-    <w:p>
-      <w:pPr>
         <w:pStyle w:val="Heading1"/>
         <w:keepNext/>
-        <w:spacing w:after="120" w:before="480" w:line="240"/>
+        <w:pageBreakBefore/>
+        <w:spacing w:after="120" w:before="0" w:line="240"/>
       </w:pPr>
       <w:r>
         <w:rPr>
@@ -16641,7 +20223,7 @@
           <w:sz w:val="2"/>
           <w:szCs w:val="2"/>
         </w:rPr>
-        <w:t xml:space="preserve">14 — About Technijian</w:t>
+        <w:t xml:space="preserve">16 — About Technijian</w:t>
       </w:r>
     </w:p>
     <w:tbl>
@@ -16705,7 +20287,7 @@
                 <w:sz w:val="34"/>
                 <w:szCs w:val="34"/>
               </w:rPr>
-              <w:t xml:space="preserve">14 — About Technijian</w:t>
+              <w:t xml:space="preserve">16 — About Technijian</w:t>
             </w:r>
           </w:p>
         </w:tc>
@@ -17758,17 +21340,10 @@
     </w:tbl>
     <w:p>
       <w:pPr>
-        <w:spacing w:after="0" w:before="100"/>
-      </w:pPr>
-      <w:r>
-        <w:t xml:space="preserve"/>
-      </w:r>
-    </w:p>
-    <w:p>
-      <w:pPr>
         <w:pStyle w:val="Heading1"/>
         <w:keepNext/>
-        <w:spacing w:after="120" w:before="480" w:line="240"/>
+        <w:pageBreakBefore/>
+        <w:spacing w:after="120" w:before="0" w:line="240"/>
       </w:pPr>
       <w:r>
         <w:rPr>
@@ -20179,6 +23754,446 @@
                 <w:szCs w:val="20"/>
               </w:rPr>
               <w:t xml:space="preserve">Blueprint methodology, voice rules, investment defaults</w:t>
+            </w:r>
+          </w:p>
+        </w:tc>
+      </w:tr>
+      <w:tr>
+        <w:trPr>
+          <w:cantSplit/>
+        </w:trPr>
+        <w:tc>
+          <w:tcPr>
+            <w:tcW w:type="dxa" w:w="634"/>
+            <w:tcBorders>
+              <w:top w:val="single" w:color="E9ECEF" w:sz="4"/>
+              <w:left w:val="single" w:color="E9ECEF" w:sz="4"/>
+              <w:bottom w:val="single" w:color="E9ECEF" w:sz="4"/>
+              <w:right w:val="single" w:color="E9ECEF" w:sz="4"/>
+            </w:tcBorders>
+            <w:shd w:fill="FFFFFF" w:val="clear"/>
+            <w:tcMar>
+              <w:top w:type="dxa" w:w="100"/>
+              <w:left w:type="dxa" w:w="140"/>
+              <w:bottom w:type="dxa" w:w="100"/>
+              <w:right w:type="dxa" w:w="140"/>
+            </w:tcMar>
+            <w:vAlign w:val="center"/>
+          </w:tcPr>
+          <w:p>
+            <w:pPr>
+              <w:jc w:val="left"/>
+            </w:pPr>
+            <w:r>
+              <w:rPr>
+                <w:rFonts w:ascii="Open Sans" w:cs="Open Sans" w:eastAsia="Open Sans" w:hAnsi="Open Sans"/>
+                <w:b w:val="false"/>
+                <w:bCs w:val="false"/>
+                <w:color w:val="59595B"/>
+                <w:sz w:val="20"/>
+                <w:szCs w:val="20"/>
+              </w:rPr>
+              <w:t xml:space="preserve">21</w:t>
+            </w:r>
+          </w:p>
+        </w:tc>
+        <w:tc>
+          <w:tcPr>
+            <w:tcW w:type="dxa" w:w="3966"/>
+            <w:tcBorders>
+              <w:top w:val="single" w:color="E9ECEF" w:sz="4"/>
+              <w:left w:val="single" w:color="E9ECEF" w:sz="4"/>
+              <w:bottom w:val="single" w:color="E9ECEF" w:sz="4"/>
+              <w:right w:val="single" w:color="E9ECEF" w:sz="4"/>
+            </w:tcBorders>
+            <w:shd w:fill="FFFFFF" w:val="clear"/>
+            <w:tcMar>
+              <w:top w:type="dxa" w:w="100"/>
+              <w:left w:type="dxa" w:w="140"/>
+              <w:bottom w:type="dxa" w:w="100"/>
+              <w:right w:type="dxa" w:w="140"/>
+            </w:tcMar>
+            <w:vAlign w:val="center"/>
+          </w:tcPr>
+          <w:p>
+            <w:pPr>
+              <w:jc w:val="left"/>
+            </w:pPr>
+            <w:r>
+              <w:rPr>
+                <w:rFonts w:ascii="Open Sans" w:cs="Open Sans" w:eastAsia="Open Sans" w:hAnsi="Open Sans"/>
+                <w:b w:val="false"/>
+                <w:bCs w:val="false"/>
+                <w:color w:val="59595B"/>
+                <w:sz w:val="20"/>
+                <w:szCs w:val="20"/>
+              </w:rPr>
+              <w:t xml:space="preserve">MIT Sloan Management Review — AI literacy for executives</w:t>
+            </w:r>
+          </w:p>
+        </w:tc>
+        <w:tc>
+          <w:tcPr>
+            <w:tcW w:type="dxa" w:w="4760"/>
+            <w:tcBorders>
+              <w:top w:val="single" w:color="E9ECEF" w:sz="4"/>
+              <w:left w:val="single" w:color="E9ECEF" w:sz="4"/>
+              <w:bottom w:val="single" w:color="E9ECEF" w:sz="4"/>
+              <w:right w:val="single" w:color="E9ECEF" w:sz="4"/>
+            </w:tcBorders>
+            <w:shd w:fill="FFFFFF" w:val="clear"/>
+            <w:tcMar>
+              <w:top w:type="dxa" w:w="100"/>
+              <w:left w:type="dxa" w:w="140"/>
+              <w:bottom w:type="dxa" w:w="100"/>
+              <w:right w:type="dxa" w:w="140"/>
+            </w:tcMar>
+            <w:vAlign w:val="center"/>
+          </w:tcPr>
+          <w:p>
+            <w:pPr>
+              <w:jc w:val="left"/>
+            </w:pPr>
+            <w:r>
+              <w:rPr>
+                <w:rFonts w:ascii="Open Sans" w:cs="Open Sans" w:eastAsia="Open Sans" w:hAnsi="Open Sans"/>
+                <w:b w:val="false"/>
+                <w:bCs w:val="false"/>
+                <w:color w:val="59595B"/>
+                <w:sz w:val="20"/>
+                <w:szCs w:val="20"/>
+              </w:rPr>
+              <w:t xml:space="preserve">Section 9: framing AI literacy as "what AI can do," not how to build it</w:t>
+            </w:r>
+          </w:p>
+        </w:tc>
+      </w:tr>
+      <w:tr>
+        <w:trPr>
+          <w:cantSplit/>
+        </w:trPr>
+        <w:tc>
+          <w:tcPr>
+            <w:tcW w:type="dxa" w:w="634"/>
+            <w:tcBorders>
+              <w:top w:val="single" w:color="E9ECEF" w:sz="4"/>
+              <w:left w:val="single" w:color="E9ECEF" w:sz="4"/>
+              <w:bottom w:val="single" w:color="E9ECEF" w:sz="4"/>
+              <w:right w:val="single" w:color="E9ECEF" w:sz="4"/>
+            </w:tcBorders>
+            <w:shd w:fill="F8F9FA" w:val="clear"/>
+            <w:tcMar>
+              <w:top w:type="dxa" w:w="100"/>
+              <w:left w:type="dxa" w:w="140"/>
+              <w:bottom w:type="dxa" w:w="100"/>
+              <w:right w:type="dxa" w:w="140"/>
+            </w:tcMar>
+            <w:vAlign w:val="center"/>
+          </w:tcPr>
+          <w:p>
+            <w:pPr>
+              <w:jc w:val="left"/>
+            </w:pPr>
+            <w:r>
+              <w:rPr>
+                <w:rFonts w:ascii="Open Sans" w:cs="Open Sans" w:eastAsia="Open Sans" w:hAnsi="Open Sans"/>
+                <w:b w:val="false"/>
+                <w:bCs w:val="false"/>
+                <w:color w:val="59595B"/>
+                <w:sz w:val="20"/>
+                <w:szCs w:val="20"/>
+              </w:rPr>
+              <w:t xml:space="preserve">22</w:t>
+            </w:r>
+          </w:p>
+        </w:tc>
+        <w:tc>
+          <w:tcPr>
+            <w:tcW w:type="dxa" w:w="3966"/>
+            <w:tcBorders>
+              <w:top w:val="single" w:color="E9ECEF" w:sz="4"/>
+              <w:left w:val="single" w:color="E9ECEF" w:sz="4"/>
+              <w:bottom w:val="single" w:color="E9ECEF" w:sz="4"/>
+              <w:right w:val="single" w:color="E9ECEF" w:sz="4"/>
+            </w:tcBorders>
+            <w:shd w:fill="F8F9FA" w:val="clear"/>
+            <w:tcMar>
+              <w:top w:type="dxa" w:w="100"/>
+              <w:left w:type="dxa" w:w="140"/>
+              <w:bottom w:type="dxa" w:w="100"/>
+              <w:right w:type="dxa" w:w="140"/>
+            </w:tcMar>
+            <w:vAlign w:val="center"/>
+          </w:tcPr>
+          <w:p>
+            <w:pPr>
+              <w:jc w:val="left"/>
+            </w:pPr>
+            <w:r>
+              <w:rPr>
+                <w:rFonts w:ascii="Open Sans" w:cs="Open Sans" w:eastAsia="Open Sans" w:hAnsi="Open Sans"/>
+                <w:b w:val="false"/>
+                <w:bCs w:val="false"/>
+                <w:color w:val="59595B"/>
+                <w:sz w:val="20"/>
+                <w:szCs w:val="20"/>
+              </w:rPr>
+              <w:t xml:space="preserve">Anthropic — Building Effective Agents</w:t>
+            </w:r>
+          </w:p>
+        </w:tc>
+        <w:tc>
+          <w:tcPr>
+            <w:tcW w:type="dxa" w:w="4760"/>
+            <w:tcBorders>
+              <w:top w:val="single" w:color="E9ECEF" w:sz="4"/>
+              <w:left w:val="single" w:color="E9ECEF" w:sz="4"/>
+              <w:bottom w:val="single" w:color="E9ECEF" w:sz="4"/>
+              <w:right w:val="single" w:color="E9ECEF" w:sz="4"/>
+            </w:tcBorders>
+            <w:shd w:fill="F8F9FA" w:val="clear"/>
+            <w:tcMar>
+              <w:top w:type="dxa" w:w="100"/>
+              <w:left w:type="dxa" w:w="140"/>
+              <w:bottom w:type="dxa" w:w="100"/>
+              <w:right w:type="dxa" w:w="140"/>
+            </w:tcMar>
+            <w:vAlign w:val="center"/>
+          </w:tcPr>
+          <w:p>
+            <w:pPr>
+              <w:jc w:val="left"/>
+            </w:pPr>
+            <w:r>
+              <w:rPr>
+                <w:rFonts w:ascii="Open Sans" w:cs="Open Sans" w:eastAsia="Open Sans" w:hAnsi="Open Sans"/>
+                <w:b w:val="false"/>
+                <w:bCs w:val="false"/>
+                <w:color w:val="59595B"/>
+                <w:sz w:val="20"/>
+                <w:szCs w:val="20"/>
+              </w:rPr>
+              <w:t xml:space="preserve">Section 9: the automation (workflow) vs. agent distinction</w:t>
+            </w:r>
+          </w:p>
+        </w:tc>
+      </w:tr>
+      <w:tr>
+        <w:trPr>
+          <w:cantSplit/>
+        </w:trPr>
+        <w:tc>
+          <w:tcPr>
+            <w:tcW w:type="dxa" w:w="634"/>
+            <w:tcBorders>
+              <w:top w:val="single" w:color="E9ECEF" w:sz="4"/>
+              <w:left w:val="single" w:color="E9ECEF" w:sz="4"/>
+              <w:bottom w:val="single" w:color="E9ECEF" w:sz="4"/>
+              <w:right w:val="single" w:color="E9ECEF" w:sz="4"/>
+            </w:tcBorders>
+            <w:shd w:fill="FFFFFF" w:val="clear"/>
+            <w:tcMar>
+              <w:top w:type="dxa" w:w="100"/>
+              <w:left w:type="dxa" w:w="140"/>
+              <w:bottom w:type="dxa" w:w="100"/>
+              <w:right w:type="dxa" w:w="140"/>
+            </w:tcMar>
+            <w:vAlign w:val="center"/>
+          </w:tcPr>
+          <w:p>
+            <w:pPr>
+              <w:jc w:val="left"/>
+            </w:pPr>
+            <w:r>
+              <w:rPr>
+                <w:rFonts w:ascii="Open Sans" w:cs="Open Sans" w:eastAsia="Open Sans" w:hAnsi="Open Sans"/>
+                <w:b w:val="false"/>
+                <w:bCs w:val="false"/>
+                <w:color w:val="59595B"/>
+                <w:sz w:val="20"/>
+                <w:szCs w:val="20"/>
+              </w:rPr>
+              <w:t xml:space="preserve">23</w:t>
+            </w:r>
+          </w:p>
+        </w:tc>
+        <w:tc>
+          <w:tcPr>
+            <w:tcW w:type="dxa" w:w="3966"/>
+            <w:tcBorders>
+              <w:top w:val="single" w:color="E9ECEF" w:sz="4"/>
+              <w:left w:val="single" w:color="E9ECEF" w:sz="4"/>
+              <w:bottom w:val="single" w:color="E9ECEF" w:sz="4"/>
+              <w:right w:val="single" w:color="E9ECEF" w:sz="4"/>
+            </w:tcBorders>
+            <w:shd w:fill="FFFFFF" w:val="clear"/>
+            <w:tcMar>
+              <w:top w:type="dxa" w:w="100"/>
+              <w:left w:type="dxa" w:w="140"/>
+              <w:bottom w:type="dxa" w:w="100"/>
+              <w:right w:type="dxa" w:w="140"/>
+            </w:tcMar>
+            <w:vAlign w:val="center"/>
+          </w:tcPr>
+          <w:p>
+            <w:pPr>
+              <w:jc w:val="left"/>
+            </w:pPr>
+            <w:r>
+              <w:rPr>
+                <w:rFonts w:ascii="Open Sans" w:cs="Open Sans" w:eastAsia="Open Sans" w:hAnsi="Open Sans"/>
+                <w:b w:val="false"/>
+                <w:bCs w:val="false"/>
+                <w:color w:val="59595B"/>
+                <w:sz w:val="20"/>
+                <w:szCs w:val="20"/>
+              </w:rPr>
+              <w:t xml:space="preserve">AI maturity models (Gartner; Google Cloud AI Adoption Framework)</w:t>
+            </w:r>
+          </w:p>
+        </w:tc>
+        <w:tc>
+          <w:tcPr>
+            <w:tcW w:type="dxa" w:w="4760"/>
+            <w:tcBorders>
+              <w:top w:val="single" w:color="E9ECEF" w:sz="4"/>
+              <w:left w:val="single" w:color="E9ECEF" w:sz="4"/>
+              <w:bottom w:val="single" w:color="E9ECEF" w:sz="4"/>
+              <w:right w:val="single" w:color="E9ECEF" w:sz="4"/>
+            </w:tcBorders>
+            <w:shd w:fill="FFFFFF" w:val="clear"/>
+            <w:tcMar>
+              <w:top w:type="dxa" w:w="100"/>
+              <w:left w:type="dxa" w:w="140"/>
+              <w:bottom w:type="dxa" w:w="100"/>
+              <w:right w:type="dxa" w:w="140"/>
+            </w:tcMar>
+            <w:vAlign w:val="center"/>
+          </w:tcPr>
+          <w:p>
+            <w:pPr>
+              <w:jc w:val="left"/>
+            </w:pPr>
+            <w:r>
+              <w:rPr>
+                <w:rFonts w:ascii="Open Sans" w:cs="Open Sans" w:eastAsia="Open Sans" w:hAnsi="Open Sans"/>
+                <w:b w:val="false"/>
+                <w:bCs w:val="false"/>
+                <w:color w:val="59595B"/>
+                <w:sz w:val="20"/>
+                <w:szCs w:val="20"/>
+              </w:rPr>
+              <w:t xml:space="preserve">Section 9: the widely-used five-stage maturity ladder concept</w:t>
+            </w:r>
+          </w:p>
+        </w:tc>
+      </w:tr>
+      <w:tr>
+        <w:trPr>
+          <w:cantSplit/>
+        </w:trPr>
+        <w:tc>
+          <w:tcPr>
+            <w:tcW w:type="dxa" w:w="634"/>
+            <w:tcBorders>
+              <w:top w:val="single" w:color="E9ECEF" w:sz="4"/>
+              <w:left w:val="single" w:color="E9ECEF" w:sz="4"/>
+              <w:bottom w:val="single" w:color="E9ECEF" w:sz="4"/>
+              <w:right w:val="single" w:color="E9ECEF" w:sz="4"/>
+            </w:tcBorders>
+            <w:shd w:fill="F8F9FA" w:val="clear"/>
+            <w:tcMar>
+              <w:top w:type="dxa" w:w="100"/>
+              <w:left w:type="dxa" w:w="140"/>
+              <w:bottom w:type="dxa" w:w="100"/>
+              <w:right w:type="dxa" w:w="140"/>
+            </w:tcMar>
+            <w:vAlign w:val="center"/>
+          </w:tcPr>
+          <w:p>
+            <w:pPr>
+              <w:jc w:val="left"/>
+            </w:pPr>
+            <w:r>
+              <w:rPr>
+                <w:rFonts w:ascii="Open Sans" w:cs="Open Sans" w:eastAsia="Open Sans" w:hAnsi="Open Sans"/>
+                <w:b w:val="false"/>
+                <w:bCs w:val="false"/>
+                <w:color w:val="59595B"/>
+                <w:sz w:val="20"/>
+                <w:szCs w:val="20"/>
+              </w:rPr>
+              <w:t xml:space="preserve">24</w:t>
+            </w:r>
+          </w:p>
+        </w:tc>
+        <w:tc>
+          <w:tcPr>
+            <w:tcW w:type="dxa" w:w="3966"/>
+            <w:tcBorders>
+              <w:top w:val="single" w:color="E9ECEF" w:sz="4"/>
+              <w:left w:val="single" w:color="E9ECEF" w:sz="4"/>
+              <w:bottom w:val="single" w:color="E9ECEF" w:sz="4"/>
+              <w:right w:val="single" w:color="E9ECEF" w:sz="4"/>
+            </w:tcBorders>
+            <w:shd w:fill="F8F9FA" w:val="clear"/>
+            <w:tcMar>
+              <w:top w:type="dxa" w:w="100"/>
+              <w:left w:type="dxa" w:w="140"/>
+              <w:bottom w:type="dxa" w:w="100"/>
+              <w:right w:type="dxa" w:w="140"/>
+            </w:tcMar>
+            <w:vAlign w:val="center"/>
+          </w:tcPr>
+          <w:p>
+            <w:pPr>
+              <w:jc w:val="left"/>
+            </w:pPr>
+            <w:r>
+              <w:rPr>
+                <w:rFonts w:ascii="Open Sans" w:cs="Open Sans" w:eastAsia="Open Sans" w:hAnsi="Open Sans"/>
+                <w:b w:val="false"/>
+                <w:bCs w:val="false"/>
+                <w:color w:val="59595B"/>
+                <w:sz w:val="20"/>
+                <w:szCs w:val="20"/>
+              </w:rPr>
+              <w:t xml:space="preserve">U.S. NIST AI Risk Management Framework (Govern/Map/Measure/Manage)</w:t>
+            </w:r>
+          </w:p>
+        </w:tc>
+        <w:tc>
+          <w:tcPr>
+            <w:tcW w:type="dxa" w:w="4760"/>
+            <w:tcBorders>
+              <w:top w:val="single" w:color="E9ECEF" w:sz="4"/>
+              <w:left w:val="single" w:color="E9ECEF" w:sz="4"/>
+              <w:bottom w:val="single" w:color="E9ECEF" w:sz="4"/>
+              <w:right w:val="single" w:color="E9ECEF" w:sz="4"/>
+            </w:tcBorders>
+            <w:shd w:fill="F8F9FA" w:val="clear"/>
+            <w:tcMar>
+              <w:top w:type="dxa" w:w="100"/>
+              <w:left w:type="dxa" w:w="140"/>
+              <w:bottom w:type="dxa" w:w="100"/>
+              <w:right w:type="dxa" w:w="140"/>
+            </w:tcMar>
+            <w:vAlign w:val="center"/>
+          </w:tcPr>
+          <w:p>
+            <w:pPr>
+              <w:jc w:val="left"/>
+            </w:pPr>
+            <w:r>
+              <w:rPr>
+                <w:rFonts w:ascii="Open Sans" w:cs="Open Sans" w:eastAsia="Open Sans" w:hAnsi="Open Sans"/>
+                <w:b w:val="false"/>
+                <w:bCs w:val="false"/>
+                <w:color w:val="59595B"/>
+                <w:sz w:val="20"/>
+                <w:szCs w:val="20"/>
+              </w:rPr>
+              <w:t xml:space="preserve">Section 9: responsible-AI controls for the three risks</w:t>
             </w:r>
           </w:p>
         </w:tc>
